--- a/2_Forwarding_Letter_EO_Bagchi.docx
+++ b/2_Forwarding_Letter_EO_Bagchi.docx
@@ -228,7 +228,7 @@
           <w:color w:val="000000"/>
           <w:sz w:val="24"/>
         </w:rPr>
-        <w:t>This is to inform you that Smt. Panchali Bagchi, wife of Late Debabrata Bagchi, of Naibedya, Tritirtha Lane, Chakbhabani, Balurghat, has applied to this office on 28.09.2026 for a Legal Heirship Certificate of her husband, who died on 02.04.2017. The certificate is required for transmission of 400 shares of Tata Elxsi Ltd., Folio No. EXD0001178. The Registrar will not accept a certificate of the Municipality. This office will issue the certificate, on its letterhead, after the enquiry. The Municipality need not issue one.</w:t>
+        <w:t>This is to inform you that an application has been received in this office for a Legal Heirship Certificate of Late Debabrata Bagchi, who died on 02.04.2017. The certificate is required for transmission of 400 shares of Tata Elxsi Ltd., Folio No. EXD0001178. The Registrar will not accept a certificate of the Municipality. This office will issue the certificate after your report. The Municipality need not issue one.</w:t>
       </w:r>
     </w:p>
     <w:p>
@@ -244,7 +244,7 @@
           <w:color w:val="000000"/>
           <w:sz w:val="24"/>
         </w:rPr>
-        <w:t>You are requested to cause a fresh field enquiry through the Ward Councillor and to submit the report in the enclosed proforma within 7 (seven) days. The enquiry shall not rest on any certificate earlier issued by the Municipality. The original death certificate and the original Aadhaar card of each heir shall be seen, and the name shall be copied from the card. Every Class I heir shall be entered, or Nil written where there is none. Two residents who are not of the family shall sign as witnesses. The name in the report must tally with the Aadhaar card.</w:t>
+        <w:t>You are requested to cause a fresh field enquiry and to sign the report in the enclosed proforma and forward it to this office within 7 (seven) days. The enquiry shall not rest on any certificate earlier issued by the Municipality. Both documents of each heir shall be seen, and the name in the report must tally with the name in the documents. Every Class I heir shall be entered, or Nil written where there is none. Two residents who are not of the family shall sign as witnesses.</w:t>
       </w:r>
     </w:p>
     <w:p>
@@ -260,7 +260,7 @@
           <w:color w:val="000000"/>
           <w:sz w:val="24"/>
         </w:rPr>
-        <w:t>Enclosed, to be returned with the report :</w:t>
+        <w:t>Enclosed, to be returned with the signed report :</w:t>
       </w:r>
     </w:p>
     <w:p>
@@ -276,7 +276,7 @@
           <w:color w:val="000000"/>
           <w:sz w:val="24"/>
         </w:rPr>
-        <w:t>1)  Application dated 28.09.2026.</w:t>
+        <w:t>1)  The application.</w:t>
       </w:r>
     </w:p>
     <w:p>
@@ -308,7 +308,7 @@
           <w:color w:val="000000"/>
           <w:sz w:val="24"/>
         </w:rPr>
-        <w:t>3)  Copies of the Aadhaar cards of the persons named as heirs.</w:t>
+        <w:t>3)  The documents of each person named as an heir.</w:t>
       </w:r>
     </w:p>
     <w:p>
@@ -340,7 +340,7 @@
           <w:color w:val="000000"/>
           <w:sz w:val="24"/>
         </w:rPr>
-        <w:t>5)  Enquiry proforma (Annexures A, B and C).</w:t>
+        <w:t>5)  Enquiry proforma.</w:t>
       </w:r>
     </w:p>
     <w:p>
@@ -643,7 +643,7 @@
           <w:color w:val="000000"/>
           <w:sz w:val="24"/>
         </w:rPr>
-        <w:t>2.  Smt. Panchali Bagchi, Naibedya, Tritirtha Lane, Chakbhabani, Balurghat, Pin 733101, with a request to remain present at the enquiry with the original death certificate and the original Aadhaar cards.</w:t>
+        <w:t>2.  The applicant, with a request to remain present at the enquiry with the original death certificate and both original documents of every person to be named as an heir.</w:t>
       </w:r>
     </w:p>
     <w:tbl>

--- a/2_Forwarding_Letter_EO_Bagchi.docx
+++ b/2_Forwarding_Letter_EO_Bagchi.docx
@@ -228,12 +228,12 @@
           <w:color w:val="000000"/>
           <w:sz w:val="24"/>
         </w:rPr>
-        <w:t>This is to inform you that an application has been received in this office for a Legal Heirship Certificate of Late Debabrata Bagchi, who died on 02.04.2017. The certificate is required for transmission of 400 shares of Tata Elxsi Ltd., Folio No. EXD0001178. The Registrar will not accept a certificate of the Municipality. This office will issue the certificate after your report. The Municipality need not issue one.</w:t>
+        <w:t>This is to inform you that an application dated 28.09.2026 has been received for a Legal Heirship Certificate of Late Debabrata Bagchi, who died on 02.04.2017. The certificate is required for transmission of 400 shares of Tata Elxsi Ltd., Folio No. EXD0001178, Certificate No. B247787.</w:t>
       </w:r>
     </w:p>
     <w:p>
       <w:pPr>
-        <w:spacing w:before="0" w:after="120" w:lineRule="exact" w:line="320"/>
+        <w:spacing w:before="0" w:after="120" w:lineRule="exact" w:line="310"/>
         <w:jc w:val="both"/>
       </w:pPr>
       <w:r>
@@ -244,7 +244,23 @@
           <w:color w:val="000000"/>
           <w:sz w:val="24"/>
         </w:rPr>
-        <w:t>You are requested to cause a fresh field enquiry and to sign the report in the enclosed proforma and forward it to this office within 7 (seven) days. The enquiry shall not rest on any certificate earlier issued by the Municipality. Both documents of each heir shall be seen, and the name in the report must tally with the name in the documents. Every Class I heir shall be entered, or Nil written where there is none. Two residents who are not of the family shall sign as witnesses.</w:t>
+        <w:t>The Legal Heir Certificate earlier issued by Balurghat Municipality is not allowed and shall not be acted upon. MUFG Intime India Private Limited, by letter dated 20.07.2026 (Reference No. ID80033739, Outward No. OD80033136), has refused that certificate. The certificate now required is to be issued by the Tehsildar, or by a competent authority above the rank of Tehsildar, on the official letterhead, signed with the name of the authority, and bearing the government seal and stamp. It must be valid for transmission of the shares and must be in favour of the surviving legal heirs. SEBI Circular No. HO/38/13/11(14)2026-MIRSD-POD/I/17111/2026 dated 23.07.2026, clause 2.1(c) read with clause 4.2.2.3, provides to the same effect. The relevant authority is a revenue authority not below the rank of a Tehsildar. This office will issue the certificate on receipt of your report. The Municipality shall not issue a Legal Heir Certificate in this case.</w:t>
+      </w:r>
+    </w:p>
+    <w:p>
+      <w:pPr>
+        <w:spacing w:before="0" w:after="120" w:lineRule="exact" w:line="310"/>
+        <w:jc w:val="both"/>
+      </w:pPr>
+      <w:r>
+        <w:rPr>
+          <w:rFonts w:ascii="Bookman Old Style" w:hAnsi="Bookman Old Style" w:cs="Bookman Old Style" w:eastAsia="Bookman Old Style"/>
+          <w:b w:val="0"/>
+          <w:i w:val="0"/>
+          <w:color w:val="000000"/>
+          <w:sz w:val="24"/>
+        </w:rPr>
+        <w:t>You are requested to cause a fresh field enquiry and to sign the report in the enclosed proforma and forward it to this office within 7 (seven) days. The enquiry shall be made from the documents and shall not rest on the municipal certificate. The name of each legal heir in the report shall tally with the name in the documents. Every Class I heir shall be entered. Where there is none, Nil shall be written. Two residents who are not of the family shall sign as witnesses. If any dispute is found, it shall be reported.</w:t>
       </w:r>
     </w:p>
     <w:p>

--- a/2_Forwarding_Letter_EO_Bagchi.docx
+++ b/2_Forwarding_Letter_EO_Bagchi.docx
@@ -217,7 +217,7 @@
     </w:p>
     <w:p>
       <w:pPr>
-        <w:spacing w:before="40" w:after="120" w:lineRule="exact" w:line="320"/>
+        <w:spacing w:before="40" w:after="80" w:lineRule="exact" w:line="300"/>
         <w:jc w:val="both"/>
       </w:pPr>
       <w:r>
@@ -233,7 +233,7 @@
     </w:p>
     <w:p>
       <w:pPr>
-        <w:spacing w:before="0" w:after="120" w:lineRule="exact" w:line="310"/>
+        <w:spacing w:before="0" w:after="80" w:lineRule="exact" w:line="300"/>
         <w:jc w:val="both"/>
       </w:pPr>
       <w:r>
@@ -249,7 +249,7 @@
     </w:p>
     <w:p>
       <w:pPr>
-        <w:spacing w:before="0" w:after="120" w:lineRule="exact" w:line="310"/>
+        <w:spacing w:before="0" w:after="80" w:lineRule="exact" w:line="300"/>
         <w:jc w:val="both"/>
       </w:pPr>
       <w:r>
@@ -358,12 +358,6 @@
         </w:rPr>
         <w:t>5)  Enquiry proforma.</w:t>
       </w:r>
-    </w:p>
-    <w:p>
-      <w:pPr>
-        <w:spacing w:before="0" w:after="40" w:lineRule="exact" w:line="120"/>
-        <w:jc w:val="left"/>
-      </w:pPr>
     </w:p>
     <w:tbl>
       <w:tblPr>

--- a/2_Forwarding_Letter_EO_Bagchi.docx
+++ b/2_Forwarding_Letter_EO_Bagchi.docx
@@ -4,7 +4,7 @@
   <w:body>
     <w:p>
       <w:pPr>
-        <w:spacing w:before="0" w:after="0" w:lineRule="exact" w:line="360"/>
+        <w:spacing w:before="0" w:after="0" w:lineRule="exact" w:line="340"/>
         <w:jc w:val="center"/>
       </w:pPr>
       <w:r>
@@ -20,7 +20,7 @@
     </w:p>
     <w:p>
       <w:pPr>
-        <w:spacing w:before="0" w:after="0" w:lineRule="exact" w:line="400"/>
+        <w:spacing w:before="0" w:after="0" w:lineRule="exact" w:line="360"/>
         <w:jc w:val="center"/>
       </w:pPr>
       <w:r>
@@ -29,14 +29,14 @@
           <w:b/>
           <w:i w:val="0"/>
           <w:color w:val="000000"/>
-          <w:sz w:val="32"/>
+          <w:sz w:val="30"/>
         </w:rPr>
         <w:t>Office of the Sub-Divisional Officer</w:t>
       </w:r>
     </w:p>
     <w:p>
       <w:pPr>
-        <w:spacing w:before="0" w:after="20" w:lineRule="exact" w:line="360"/>
+        <w:spacing w:before="0" w:after="0" w:lineRule="exact" w:line="320"/>
         <w:jc w:val="center"/>
       </w:pPr>
       <w:r>
@@ -45,14 +45,14 @@
           <w:b/>
           <w:i w:val="0"/>
           <w:color w:val="000000"/>
-          <w:sz w:val="28"/>
+          <w:sz w:val="26"/>
         </w:rPr>
         <w:t>Balurghat (Sadar) :: Dakshin Dinajpur</w:t>
       </w:r>
     </w:p>
     <w:p>
       <w:pPr>
-        <w:spacing w:before="0" w:after="20" w:lineRule="exact" w:line="280"/>
+        <w:spacing w:before="0" w:after="20" w:lineRule="exact" w:line="260"/>
         <w:jc w:val="center"/>
       </w:pPr>
       <w:r>
@@ -61,34 +61,14 @@
           <w:b/>
           <w:i w:val="0"/>
           <w:color w:val="000000"/>
-          <w:sz w:val="22"/>
+          <w:sz w:val="20"/>
         </w:rPr>
-        <w:t xml:space="preserve">e-mail Id- </w:t>
-      </w:r>
-      <w:r>
-        <w:rPr>
-          <w:rFonts w:ascii="Bookman Old Style" w:hAnsi="Bookman Old Style" w:cs="Bookman Old Style" w:eastAsia="Bookman Old Style"/>
-          <w:b/>
-          <w:i w:val="0"/>
-          <w:color w:val="000000"/>
-          <w:sz w:val="22"/>
-        </w:rPr>
-        <w:t>sdmbalurghat@gmail.com</w:t>
-      </w:r>
-      <w:r>
-        <w:rPr>
-          <w:rFonts w:ascii="Bookman Old Style" w:hAnsi="Bookman Old Style" w:cs="Bookman Old Style" w:eastAsia="Bookman Old Style"/>
-          <w:b/>
-          <w:i w:val="0"/>
-          <w:color w:val="000000"/>
-          <w:sz w:val="22"/>
-        </w:rPr>
-        <w:t xml:space="preserve">   &amp;   Ph. No.- 03522-255205</w:t>
+        <w:t>e-mail Id- sdmbalurghat@gmail.com   &amp;   Ph. No.- 03522-255205</w:t>
       </w:r>
     </w:p>
     <w:p>
       <w:pPr>
-        <w:spacing w:before="0" w:after="80" w:lineRule="exact" w:line="120"/>
+        <w:spacing w:before="0" w:after="60" w:lineRule="exact" w:line="80"/>
         <w:jc w:val="left"/>
         <w:pBdr>
           <w:bottom w:val="single" w:sz="12" w:space="1" w:color="000000"/>
@@ -98,9 +78,9 @@
     <w:p>
       <w:pPr>
         <w:tabs>
-          <w:tab w:pos="9184" w:val="right"/>
+          <w:tab w:pos="9298" w:val="right"/>
         </w:tabs>
-        <w:spacing w:before="40" w:after="120" w:lineRule="exact" w:line="320"/>
+        <w:spacing w:before="40" w:after="80" w:lineRule="exact" w:line="300"/>
         <w:jc w:val="left"/>
       </w:pPr>
       <w:r>
@@ -127,7 +107,7 @@
     </w:p>
     <w:p>
       <w:pPr>
-        <w:spacing w:before="40" w:after="0" w:lineRule="exact" w:line="320"/>
+        <w:spacing w:before="40" w:after="0" w:lineRule="exact" w:line="300"/>
         <w:jc w:val="left"/>
       </w:pPr>
       <w:r>
@@ -143,7 +123,7 @@
     </w:p>
     <w:p>
       <w:pPr>
-        <w:spacing w:before="0" w:after="80" w:lineRule="exact" w:line="320"/>
+        <w:spacing w:before="0" w:after="60" w:lineRule="exact" w:line="300"/>
         <w:jc w:val="left"/>
       </w:pPr>
       <w:r>
@@ -159,7 +139,7 @@
     </w:p>
     <w:p>
       <w:pPr>
-        <w:spacing w:before="0" w:after="0" w:lineRule="exact" w:line="320"/>
+        <w:spacing w:before="0" w:after="0" w:lineRule="exact" w:line="300"/>
         <w:jc w:val="left"/>
       </w:pPr>
       <w:r>
@@ -175,7 +155,7 @@
     </w:p>
     <w:p>
       <w:pPr>
-        <w:spacing w:before="0" w:after="120" w:lineRule="exact" w:line="320"/>
+        <w:spacing w:before="0" w:after="80" w:lineRule="exact" w:line="300"/>
         <w:jc w:val="left"/>
       </w:pPr>
       <w:r>
@@ -191,8 +171,8 @@
     </w:p>
     <w:p>
       <w:pPr>
-        <w:spacing w:before="40" w:after="120" w:lineRule="exact" w:line="320"/>
-        <w:jc w:val="both"/>
+        <w:spacing w:before="20" w:after="80" w:lineRule="exact" w:line="300"/>
+        <w:jc w:val="left"/>
       </w:pPr>
       <w:r>
         <w:rPr>
@@ -212,7 +192,7 @@
           <w:color w:val="000000"/>
           <w:sz w:val="24"/>
         </w:rPr>
-        <w:t>Field enquiry for ascertainment of the legal heirs of Late Debabrata Bagchi.</w:t>
+        <w:t>Request to cause enquiry in connection with the ascertainment of legal heirs of Late Debabrata Bagchi.</w:t>
       </w:r>
     </w:p>
     <w:p>
@@ -228,7 +208,7 @@
           <w:color w:val="000000"/>
           <w:sz w:val="24"/>
         </w:rPr>
-        <w:t>This is to inform you that an application dated 28.09.2026 has been received for a Legal Heirship Certificate of Late Debabrata Bagchi, who died on 02.04.2017. The certificate is required for transmission of 400 shares of Tata Elxsi Ltd., Folio No. EXD0001178, Certificate No. B247787.</w:t>
+        <w:t>This is to inform you that this office has received an application from Smt. Panchali Bagchi, wife of Late Debabrata Bagchi, of Nibedya, Tritirtha Lane, Chakbhabani, Balurghat, P.S. Balurghat, seeking ascertainment of the legal heirs of the deceased, who died on 02.04.2017. You are requested to cause a field-level enquiry and to submit the enquiry report to this office, in the prescribed format enclosed herewith, within 15 (fifteen) days from the date of receipt of this correspondence, for further necessary action. The report shall be signed by you and forwarded to this office.</w:t>
       </w:r>
     </w:p>
     <w:p>
@@ -244,7 +224,103 @@
           <w:color w:val="000000"/>
           <w:sz w:val="24"/>
         </w:rPr>
-        <w:t>The Legal Heir Certificate earlier issued by Balurghat Municipality is not allowed and shall not be acted upon. MUFG Intime India Private Limited, by letter dated 20.07.2026 (Reference No. ID80033739, Outward No. OD80033136), has refused that certificate. The certificate now required is to be issued by the Tehsildar, or by a competent authority above the rank of Tehsildar, on the official letterhead, signed with the name of the authority, and bearing the government seal and stamp. It must be valid for transmission of the shares and must be in favour of the surviving legal heirs. SEBI Circular No. HO/38/13/11(14)2026-MIRSD-POD/I/17111/2026 dated 23.07.2026, clause 2.1(c) read with clause 4.2.2.3, provides to the same effect. The relevant authority is a revenue authority not below the rank of a Tehsildar. This office will issue the certificate on receipt of your report. The Municipality shall not issue a Legal Heir Certificate in this case.</w:t>
+        <w:t>The Legal Heir Certificate earlier issued by Balurghat Municipality is not allowed and shall not be acted upon. MUFG Intime India Private Limited, by letter dated 20.07.2026, has refused it. SEBI Circular No. HO/38/13/11(14)2026-MIRSD-POD/I/17111/2026 dated 23.07.2026, clause 2.1(c) read with clause 4.2.2.3, requires the certificate to be issued by a revenue authority not below the rank of a Tehsildar. This office will issue that certificate after your report. The Municipality shall not issue one.</w:t>
+      </w:r>
+    </w:p>
+    <w:p>
+      <w:pPr>
+        <w:spacing w:before="0" w:after="40" w:lineRule="exact" w:line="300"/>
+        <w:jc w:val="both"/>
+      </w:pPr>
+      <w:r>
+        <w:rPr>
+          <w:rFonts w:ascii="Bookman Old Style" w:hAnsi="Bookman Old Style" w:cs="Bookman Old Style" w:eastAsia="Bookman Old Style"/>
+          <w:b w:val="0"/>
+          <w:i w:val="0"/>
+          <w:color w:val="000000"/>
+          <w:sz w:val="24"/>
+        </w:rPr>
+        <w:t>In view of the above, you are further requested to ensure that the following documents are attached along with the enquiry report submitted to this office:</w:t>
+      </w:r>
+    </w:p>
+    <w:p>
+      <w:pPr>
+        <w:spacing w:before="0" w:after="0" w:lineRule="exact" w:line="300"/>
+        <w:jc w:val="left"/>
+      </w:pPr>
+      <w:r>
+        <w:rPr>
+          <w:rFonts w:ascii="Bookman Old Style" w:hAnsi="Bookman Old Style" w:cs="Bookman Old Style" w:eastAsia="Bookman Old Style"/>
+          <w:b w:val="0"/>
+          <w:i w:val="0"/>
+          <w:color w:val="000000"/>
+          <w:sz w:val="24"/>
+        </w:rPr>
+        <w:t>1)  Original affidavit of the applicant.</w:t>
+      </w:r>
+    </w:p>
+    <w:p>
+      <w:pPr>
+        <w:spacing w:before="0" w:after="0" w:lineRule="exact" w:line="300"/>
+        <w:jc w:val="left"/>
+      </w:pPr>
+      <w:r>
+        <w:rPr>
+          <w:rFonts w:ascii="Bookman Old Style" w:hAnsi="Bookman Old Style" w:cs="Bookman Old Style" w:eastAsia="Bookman Old Style"/>
+          <w:b w:val="0"/>
+          <w:i w:val="0"/>
+          <w:color w:val="000000"/>
+          <w:sz w:val="24"/>
+        </w:rPr>
+        <w:t>2)  Aadhaar card and Voter Identity Card of the legal heir(s) of the deceased.</w:t>
+      </w:r>
+    </w:p>
+    <w:p>
+      <w:pPr>
+        <w:spacing w:before="0" w:after="0" w:lineRule="exact" w:line="300"/>
+        <w:jc w:val="left"/>
+      </w:pPr>
+      <w:r>
+        <w:rPr>
+          <w:rFonts w:ascii="Bookman Old Style" w:hAnsi="Bookman Old Style" w:cs="Bookman Old Style" w:eastAsia="Bookman Old Style"/>
+          <w:b w:val="0"/>
+          <w:i w:val="0"/>
+          <w:color w:val="000000"/>
+          <w:sz w:val="24"/>
+        </w:rPr>
+        <w:t>3)  The enclosed proforma, duly filled and signed.</w:t>
+      </w:r>
+    </w:p>
+    <w:p>
+      <w:pPr>
+        <w:spacing w:before="0" w:after="0" w:lineRule="exact" w:line="300"/>
+        <w:jc w:val="left"/>
+      </w:pPr>
+      <w:r>
+        <w:rPr>
+          <w:rFonts w:ascii="Bookman Old Style" w:hAnsi="Bookman Old Style" w:cs="Bookman Old Style" w:eastAsia="Bookman Old Style"/>
+          <w:b w:val="0"/>
+          <w:i w:val="0"/>
+          <w:color w:val="000000"/>
+          <w:sz w:val="24"/>
+        </w:rPr>
+        <w:t>4)  Contact number of the applicant.</w:t>
+      </w:r>
+    </w:p>
+    <w:p>
+      <w:pPr>
+        <w:spacing w:before="60" w:after="80" w:lineRule="exact" w:line="300"/>
+        <w:jc w:val="both"/>
+      </w:pPr>
+      <w:r>
+        <w:rPr>
+          <w:rFonts w:ascii="Bookman Old Style" w:hAnsi="Bookman Old Style" w:cs="Bookman Old Style" w:eastAsia="Bookman Old Style"/>
+          <w:b w:val="0"/>
+          <w:i w:val="0"/>
+          <w:color w:val="000000"/>
+          <w:sz w:val="24"/>
+        </w:rPr>
+        <w:t>Kindly note that the name of the legal heir(s) as recorded in the proforma must tally with the name mentioned in the documents submitted by the applicant. Where there is no person in a class, Nil shall be written. Two residents who are not of the family shall sign as witnesses.</w:t>
       </w:r>
     </w:p>
     <w:p>
@@ -260,122 +336,26 @@
           <w:color w:val="000000"/>
           <w:sz w:val="24"/>
         </w:rPr>
-        <w:t>You are requested to cause a fresh field enquiry and to sign the report in the enclosed proforma and forward it to this office within 7 (seven) days. The enquiry shall be made from the documents and shall not rest on the municipal certificate. The name of each legal heir in the report shall tally with the name in the documents. Every Class I heir shall be entered. Where there is none, Nil shall be written. Two residents who are not of the family shall sign as witnesses. If any dispute is found, it shall be reported.</w:t>
-      </w:r>
-    </w:p>
-    <w:p>
-      <w:pPr>
-        <w:spacing w:before="0" w:after="40" w:lineRule="exact" w:line="300"/>
-        <w:jc w:val="left"/>
-      </w:pPr>
-      <w:r>
-        <w:rPr>
-          <w:rFonts w:ascii="Bookman Old Style" w:hAnsi="Bookman Old Style" w:cs="Bookman Old Style" w:eastAsia="Bookman Old Style"/>
-          <w:b w:val="0"/>
-          <w:i w:val="0"/>
-          <w:color w:val="000000"/>
-          <w:sz w:val="24"/>
-        </w:rPr>
-        <w:t>Enclosed, to be returned with the signed report :</w:t>
-      </w:r>
-    </w:p>
-    <w:p>
-      <w:pPr>
-        <w:spacing w:before="0" w:after="0" w:lineRule="exact" w:line="300"/>
-        <w:jc w:val="left"/>
-      </w:pPr>
-      <w:r>
-        <w:rPr>
-          <w:rFonts w:ascii="Bookman Old Style" w:hAnsi="Bookman Old Style" w:cs="Bookman Old Style" w:eastAsia="Bookman Old Style"/>
-          <w:b w:val="0"/>
-          <w:i w:val="0"/>
-          <w:color w:val="000000"/>
-          <w:sz w:val="24"/>
-        </w:rPr>
-        <w:t>1)  The application.</w:t>
-      </w:r>
-    </w:p>
-    <w:p>
-      <w:pPr>
-        <w:spacing w:before="0" w:after="0" w:lineRule="exact" w:line="300"/>
-        <w:jc w:val="left"/>
-      </w:pPr>
-      <w:r>
-        <w:rPr>
-          <w:rFonts w:ascii="Bookman Old Style" w:hAnsi="Bookman Old Style" w:cs="Bookman Old Style" w:eastAsia="Bookman Old Style"/>
-          <w:b w:val="0"/>
-          <w:i w:val="0"/>
-          <w:color w:val="000000"/>
-          <w:sz w:val="24"/>
-        </w:rPr>
-        <w:t>2)  Copy of the death certificate.</w:t>
-      </w:r>
-    </w:p>
-    <w:p>
-      <w:pPr>
-        <w:spacing w:before="0" w:after="0" w:lineRule="exact" w:line="300"/>
-        <w:jc w:val="left"/>
-      </w:pPr>
-      <w:r>
-        <w:rPr>
-          <w:rFonts w:ascii="Bookman Old Style" w:hAnsi="Bookman Old Style" w:cs="Bookman Old Style" w:eastAsia="Bookman Old Style"/>
-          <w:b w:val="0"/>
-          <w:i w:val="0"/>
-          <w:color w:val="000000"/>
-          <w:sz w:val="24"/>
-        </w:rPr>
-        <w:t>3)  The documents of each person named as an heir.</w:t>
-      </w:r>
-    </w:p>
-    <w:p>
-      <w:pPr>
-        <w:spacing w:before="0" w:after="0" w:lineRule="exact" w:line="300"/>
-        <w:jc w:val="left"/>
-      </w:pPr>
-      <w:r>
-        <w:rPr>
-          <w:rFonts w:ascii="Bookman Old Style" w:hAnsi="Bookman Old Style" w:cs="Bookman Old Style" w:eastAsia="Bookman Old Style"/>
-          <w:b w:val="0"/>
-          <w:i w:val="0"/>
-          <w:color w:val="000000"/>
-          <w:sz w:val="24"/>
-        </w:rPr>
-        <w:t>4)  Copy of the Registrar’s letter dated 20.07.2026.</w:t>
-      </w:r>
-    </w:p>
-    <w:p>
-      <w:pPr>
-        <w:spacing w:before="0" w:after="0" w:lineRule="exact" w:line="300"/>
-        <w:jc w:val="left"/>
-      </w:pPr>
-      <w:r>
-        <w:rPr>
-          <w:rFonts w:ascii="Bookman Old Style" w:hAnsi="Bookman Old Style" w:cs="Bookman Old Style" w:eastAsia="Bookman Old Style"/>
-          <w:b w:val="0"/>
-          <w:i w:val="0"/>
-          <w:color w:val="000000"/>
-          <w:sz w:val="24"/>
-        </w:rPr>
-        <w:t>5)  Enquiry proforma.</w:t>
+        <w:t>The applicant is a resident of Balurghat Municipality (P.S. Balurghat). The relevant testimonials received from the applicant, together with a copy of the proforma, are enclosed herewith for your kind perusal and necessary action.</w:t>
       </w:r>
     </w:p>
     <w:tbl>
       <w:tblPr>
-        <w:tblW w:type="dxa" w:w="9900"/>
+        <w:tblW w:type="dxa" w:w="10100"/>
         <w:tblLayout w:type="fixed"/>
         <w:tblLook w:firstColumn="1" w:firstRow="1" w:lastColumn="0" w:lastRow="0" w:noHBand="0" w:noVBand="1" w:val="04A0"/>
         <w:tblBorders>
-          <w:top w:val="nil" w:sz="0" w:space="0" w:color="auto"/>
-          <w:left w:val="nil" w:sz="0" w:space="0" w:color="auto"/>
-          <w:bottom w:val="nil" w:sz="0" w:space="0" w:color="auto"/>
-          <w:right w:val="nil" w:sz="0" w:space="0" w:color="auto"/>
-          <w:insideH w:val="nil" w:sz="0" w:space="0" w:color="auto"/>
-          <w:insideV w:val="nil" w:sz="0" w:space="0" w:color="auto"/>
+          <w:top w:val="nil"/>
+          <w:left w:val="nil"/>
+          <w:bottom w:val="nil"/>
+          <w:right w:val="nil"/>
+          <w:insideH w:val="nil"/>
+          <w:insideV w:val="nil"/>
         </w:tblBorders>
       </w:tblPr>
       <w:tblGrid>
-        <w:gridCol w:w="4500"/>
-        <w:gridCol w:w="5400"/>
+        <w:gridCol w:w="4600"/>
+        <w:gridCol w:w="5500"/>
       </w:tblGrid>
       <w:tr>
         <w:trPr>
@@ -383,7 +363,7 @@
         </w:trPr>
         <w:tc>
           <w:tcPr>
-            <w:tcW w:type="dxa" w:w="4500"/>
+            <w:tcW w:type="dxa" w:w="4600"/>
             <w:tcMar>
               <w:top w:w="0" w:type="dxa"/>
               <w:left w:w="0" w:type="dxa"/>
@@ -409,7 +389,7 @@
         </w:tc>
         <w:tc>
           <w:tcPr>
-            <w:tcW w:type="dxa" w:w="5400"/>
+            <w:tcW w:type="dxa" w:w="5500"/>
             <w:tcMar>
               <w:top w:w="0" w:type="dxa"/>
               <w:left w:w="0" w:type="dxa"/>
@@ -419,7 +399,7 @@
           </w:tcPr>
           <w:p>
             <w:pPr>
-              <w:spacing w:after="0" w:line="300" w:lineRule="exact"/>
+              <w:spacing w:line="280" w:lineRule="exact"/>
               <w:jc w:val="right"/>
             </w:pPr>
             <w:r>
@@ -435,7 +415,7 @@
           </w:p>
           <w:p>
             <w:pPr>
-              <w:spacing w:before="0" w:after="0" w:line="300" w:lineRule="exact"/>
+              <w:spacing w:before="0" w:after="0" w:line="280" w:lineRule="exact"/>
               <w:jc w:val="right"/>
             </w:pPr>
             <w:r>
@@ -451,7 +431,7 @@
           </w:p>
           <w:p>
             <w:pPr>
-              <w:spacing w:before="0" w:after="0" w:line="300" w:lineRule="exact"/>
+              <w:spacing w:before="0" w:after="0" w:line="280" w:lineRule="exact"/>
               <w:jc w:val="right"/>
             </w:pPr>
             <w:r>
@@ -467,7 +447,7 @@
           </w:p>
           <w:p>
             <w:pPr>
-              <w:spacing w:before="0" w:after="0" w:line="300" w:lineRule="exact"/>
+              <w:spacing w:before="0" w:after="0" w:line="280" w:lineRule="exact"/>
               <w:jc w:val="right"/>
             </w:pPr>
             <w:r>
@@ -485,106 +465,8 @@
       </w:tr>
     </w:tbl>
     <w:p>
-      <w:r>
-        <w:br w:type="page"/>
-      </w:r>
-    </w:p>
-    <w:p>
       <w:pPr>
-        <w:spacing w:before="0" w:after="0" w:lineRule="exact" w:line="360"/>
-        <w:jc w:val="center"/>
-      </w:pPr>
-      <w:r>
-        <w:rPr>
-          <w:rFonts w:ascii="Bookman Old Style" w:hAnsi="Bookman Old Style" w:cs="Bookman Old Style" w:eastAsia="Bookman Old Style"/>
-          <w:b/>
-          <w:i w:val="0"/>
-          <w:color w:val="000000"/>
-          <w:sz w:val="28"/>
-        </w:rPr>
-        <w:t>Government of West Bengal</w:t>
-      </w:r>
-    </w:p>
-    <w:p>
-      <w:pPr>
-        <w:spacing w:before="0" w:after="0" w:lineRule="exact" w:line="400"/>
-        <w:jc w:val="center"/>
-      </w:pPr>
-      <w:r>
-        <w:rPr>
-          <w:rFonts w:ascii="Bookman Old Style" w:hAnsi="Bookman Old Style" w:cs="Bookman Old Style" w:eastAsia="Bookman Old Style"/>
-          <w:b/>
-          <w:i w:val="0"/>
-          <w:color w:val="000000"/>
-          <w:sz w:val="32"/>
-        </w:rPr>
-        <w:t>Office of the Sub-Divisional Officer</w:t>
-      </w:r>
-    </w:p>
-    <w:p>
-      <w:pPr>
-        <w:spacing w:before="0" w:after="20" w:lineRule="exact" w:line="360"/>
-        <w:jc w:val="center"/>
-      </w:pPr>
-      <w:r>
-        <w:rPr>
-          <w:rFonts w:ascii="Bookman Old Style" w:hAnsi="Bookman Old Style" w:cs="Bookman Old Style" w:eastAsia="Bookman Old Style"/>
-          <w:b/>
-          <w:i w:val="0"/>
-          <w:color w:val="000000"/>
-          <w:sz w:val="28"/>
-        </w:rPr>
-        <w:t>Balurghat (Sadar) :: Dakshin Dinajpur</w:t>
-      </w:r>
-    </w:p>
-    <w:p>
-      <w:pPr>
-        <w:spacing w:before="0" w:after="20" w:lineRule="exact" w:line="280"/>
-        <w:jc w:val="center"/>
-      </w:pPr>
-      <w:r>
-        <w:rPr>
-          <w:rFonts w:ascii="Bookman Old Style" w:hAnsi="Bookman Old Style" w:cs="Bookman Old Style" w:eastAsia="Bookman Old Style"/>
-          <w:b/>
-          <w:i w:val="0"/>
-          <w:color w:val="000000"/>
-          <w:sz w:val="22"/>
-        </w:rPr>
-        <w:t xml:space="preserve">e-mail Id- </w:t>
-      </w:r>
-      <w:r>
-        <w:rPr>
-          <w:rFonts w:ascii="Bookman Old Style" w:hAnsi="Bookman Old Style" w:cs="Bookman Old Style" w:eastAsia="Bookman Old Style"/>
-          <w:b/>
-          <w:i w:val="0"/>
-          <w:color w:val="000000"/>
-          <w:sz w:val="22"/>
-        </w:rPr>
-        <w:t>sdmbalurghat@gmail.com</w:t>
-      </w:r>
-      <w:r>
-        <w:rPr>
-          <w:rFonts w:ascii="Bookman Old Style" w:hAnsi="Bookman Old Style" w:cs="Bookman Old Style" w:eastAsia="Bookman Old Style"/>
-          <w:b/>
-          <w:i w:val="0"/>
-          <w:color w:val="000000"/>
-          <w:sz w:val="22"/>
-        </w:rPr>
-        <w:t xml:space="preserve">   &amp;   Ph. No.- 03522-255205</w:t>
-      </w:r>
-    </w:p>
-    <w:p>
-      <w:pPr>
-        <w:spacing w:before="0" w:after="80" w:lineRule="exact" w:line="120"/>
-        <w:jc w:val="left"/>
-        <w:pBdr>
-          <w:bottom w:val="single" w:sz="12" w:space="1" w:color="000000"/>
-        </w:pBdr>
-      </w:pPr>
-    </w:p>
-    <w:p>
-      <w:pPr>
-        <w:spacing w:before="40" w:after="40" w:lineRule="exact" w:line="320"/>
+        <w:spacing w:before="160" w:after="40" w:lineRule="exact" w:line="300"/>
         <w:jc w:val="left"/>
       </w:pPr>
       <w:r>
@@ -610,7 +492,7 @@
     </w:p>
     <w:p>
       <w:pPr>
-        <w:spacing w:before="0" w:after="40" w:lineRule="exact" w:line="320"/>
+        <w:spacing w:before="0" w:after="20" w:lineRule="exact" w:line="300"/>
         <w:jc w:val="left"/>
       </w:pPr>
       <w:r>
@@ -626,7 +508,7 @@
     </w:p>
     <w:p>
       <w:pPr>
-        <w:spacing w:before="0" w:after="20" w:lineRule="exact" w:line="320"/>
+        <w:spacing w:before="0" w:after="0" w:lineRule="exact" w:line="300"/>
         <w:jc w:val="left"/>
       </w:pPr>
       <w:r>
@@ -642,7 +524,7 @@
     </w:p>
     <w:p>
       <w:pPr>
-        <w:spacing w:before="0" w:after="160" w:lineRule="exact" w:line="320"/>
+        <w:spacing w:before="0" w:after="80" w:lineRule="exact" w:line="300"/>
         <w:jc w:val="both"/>
       </w:pPr>
       <w:r>
@@ -653,26 +535,26 @@
           <w:color w:val="000000"/>
           <w:sz w:val="24"/>
         </w:rPr>
-        <w:t>2.  The applicant, with a request to remain present at the enquiry with the original death certificate and both original documents of every person to be named as an heir.</w:t>
+        <w:t>2.  Smt. Panchali Bagchi, Nibedya, Tritirtha Lane, Chakbhabani, Balurghat, Pin 733101, with a request to remain present at the enquiry with the original documents.</w:t>
       </w:r>
     </w:p>
     <w:tbl>
       <w:tblPr>
-        <w:tblW w:type="dxa" w:w="9900"/>
+        <w:tblW w:type="dxa" w:w="10100"/>
         <w:tblLayout w:type="fixed"/>
         <w:tblLook w:firstColumn="1" w:firstRow="1" w:lastColumn="0" w:lastRow="0" w:noHBand="0" w:noVBand="1" w:val="04A0"/>
         <w:tblBorders>
-          <w:top w:val="nil" w:sz="0" w:space="0" w:color="auto"/>
-          <w:left w:val="nil" w:sz="0" w:space="0" w:color="auto"/>
-          <w:bottom w:val="nil" w:sz="0" w:space="0" w:color="auto"/>
-          <w:right w:val="nil" w:sz="0" w:space="0" w:color="auto"/>
-          <w:insideH w:val="nil" w:sz="0" w:space="0" w:color="auto"/>
-          <w:insideV w:val="nil" w:sz="0" w:space="0" w:color="auto"/>
+          <w:top w:val="nil"/>
+          <w:left w:val="nil"/>
+          <w:bottom w:val="nil"/>
+          <w:right w:val="nil"/>
+          <w:insideH w:val="nil"/>
+          <w:insideV w:val="nil"/>
         </w:tblBorders>
       </w:tblPr>
       <w:tblGrid>
-        <w:gridCol w:w="4500"/>
-        <w:gridCol w:w="5400"/>
+        <w:gridCol w:w="4600"/>
+        <w:gridCol w:w="5500"/>
       </w:tblGrid>
       <w:tr>
         <w:trPr>
@@ -680,7 +562,7 @@
         </w:trPr>
         <w:tc>
           <w:tcPr>
-            <w:tcW w:type="dxa" w:w="4500"/>
+            <w:tcW w:type="dxa" w:w="4600"/>
             <w:tcMar>
               <w:top w:w="0" w:type="dxa"/>
               <w:left w:w="0" w:type="dxa"/>
@@ -692,7 +574,7 @@
         </w:tc>
         <w:tc>
           <w:tcPr>
-            <w:tcW w:type="dxa" w:w="5400"/>
+            <w:tcW w:type="dxa" w:w="5500"/>
             <w:tcMar>
               <w:top w:w="0" w:type="dxa"/>
               <w:left w:w="0" w:type="dxa"/>
@@ -702,7 +584,7 @@
           </w:tcPr>
           <w:p>
             <w:pPr>
-              <w:spacing w:after="0" w:line="300" w:lineRule="exact"/>
+              <w:spacing w:line="280" w:lineRule="exact"/>
               <w:jc w:val="right"/>
             </w:pPr>
             <w:r>
@@ -718,7 +600,7 @@
           </w:p>
           <w:p>
             <w:pPr>
-              <w:spacing w:before="0" w:after="0" w:line="300" w:lineRule="exact"/>
+              <w:spacing w:before="0" w:after="0" w:line="280" w:lineRule="exact"/>
               <w:jc w:val="right"/>
             </w:pPr>
             <w:r>
@@ -734,7 +616,7 @@
           </w:p>
           <w:p>
             <w:pPr>
-              <w:spacing w:before="0" w:after="0" w:line="300" w:lineRule="exact"/>
+              <w:spacing w:before="0" w:after="0" w:line="280" w:lineRule="exact"/>
               <w:jc w:val="right"/>
             </w:pPr>
             <w:r>
@@ -750,7 +632,7 @@
           </w:p>
           <w:p>
             <w:pPr>
-              <w:spacing w:before="0" w:after="0" w:line="300" w:lineRule="exact"/>
+              <w:spacing w:before="0" w:after="0" w:line="280" w:lineRule="exact"/>
               <w:jc w:val="right"/>
             </w:pPr>
             <w:r>
@@ -769,7 +651,7 @@
     </w:tbl>
     <w:sectPr>
       <w:pgSz w:w="11907" w:h="16840"/>
-      <w:pgMar w:top="800" w:right="1000" w:bottom="700" w:left="1000" w:header="500" w:footer="400" w:gutter="0"/>
+      <w:pgMar w:top="700" w:right="900" w:bottom="640" w:left="900" w:header="720" w:footer="720" w:gutter="0"/>
       <w:cols w:space="720"/>
       <w:docGrid w:linePitch="360"/>
     </w:sectPr>
@@ -1140,9 +1022,6 @@
     <w:name w:val="Normal"/>
     <w:qFormat/>
     <w:rsid w:val="00FC693F"/>
-    <w:pPr>
-      <w:spacing w:before="0" w:after="0"/>
-    </w:pPr>
     <w:rPr>
       <w:rFonts w:ascii="Bookman Old Style" w:hAnsi="Bookman Old Style" w:cs="Bookman Old Style" w:eastAsia="Bookman Old Style"/>
       <w:color w:val="000000"/>

--- a/2_Forwarding_Letter_EO_Bagchi.docx
+++ b/2_Forwarding_Letter_EO_Bagchi.docx
@@ -78,7 +78,7 @@
     <w:p>
       <w:pPr>
         <w:tabs>
-          <w:tab w:pos="9298" w:val="right"/>
+          <w:tab w:pos="9354" w:val="right"/>
         </w:tabs>
         <w:spacing w:before="40" w:after="80" w:lineRule="exact" w:line="300"/>
         <w:jc w:val="left"/>
@@ -240,7 +240,7 @@
           <w:color w:val="000000"/>
           <w:sz w:val="24"/>
         </w:rPr>
-        <w:t>In view of the above, you are further requested to ensure that the following documents are attached along with the enquiry report submitted to this office:</w:t>
+        <w:t>In view of the above, you are further requested to ensure that the following are entered in the report and the documents are attached:</w:t>
       </w:r>
     </w:p>
     <w:p>
@@ -272,7 +272,7 @@
           <w:color w:val="000000"/>
           <w:sz w:val="24"/>
         </w:rPr>
-        <w:t>2)  Aadhaar card and Voter Identity Card of the legal heir(s) of the deceased.</w:t>
+        <w:t>2)  Aadhaar card, Voter Identity Card and PAN card of each legal heir. The number of each is to be written in Annexure-B.</w:t>
       </w:r>
     </w:p>
     <w:p>
@@ -320,12 +320,12 @@
           <w:color w:val="000000"/>
           <w:sz w:val="24"/>
         </w:rPr>
-        <w:t>Kindly note that the name of the legal heir(s) as recorded in the proforma must tally with the name mentioned in the documents submitted by the applicant. Where there is no person in a class, Nil shall be written. Two residents who are not of the family shall sign as witnesses.</w:t>
+        <w:t>Kindly note that the name of the legal heir(s) as recorded in Annexure-B must tally with the name mentioned in the Aadhaar card, the Voter Identity Card and the PAN card. Where there is no person in a class, Nil shall be written. Two residents who are not of the family shall sign as witnesses.</w:t>
       </w:r>
     </w:p>
     <w:p>
       <w:pPr>
-        <w:spacing w:before="0" w:after="80" w:lineRule="exact" w:line="300"/>
+        <w:spacing w:before="0" w:after="60" w:lineRule="exact" w:line="300"/>
         <w:jc w:val="both"/>
       </w:pPr>
       <w:r>
@@ -341,7 +341,7 @@
     </w:p>
     <w:tbl>
       <w:tblPr>
-        <w:tblW w:type="dxa" w:w="10100"/>
+        <w:tblW w:type="dxa" w:w="10200"/>
         <w:tblLayout w:type="fixed"/>
         <w:tblLook w:firstColumn="1" w:firstRow="1" w:lastColumn="0" w:lastRow="0" w:noHBand="0" w:noVBand="1" w:val="04A0"/>
         <w:tblBorders>
@@ -354,8 +354,8 @@
         </w:tblBorders>
       </w:tblPr>
       <w:tblGrid>
-        <w:gridCol w:w="4600"/>
-        <w:gridCol w:w="5500"/>
+        <w:gridCol w:w="4800"/>
+        <w:gridCol w:w="5400"/>
       </w:tblGrid>
       <w:tr>
         <w:trPr>
@@ -363,7 +363,7 @@
         </w:trPr>
         <w:tc>
           <w:tcPr>
-            <w:tcW w:type="dxa" w:w="4600"/>
+            <w:tcW w:type="dxa" w:w="4800"/>
             <w:tcMar>
               <w:top w:w="0" w:type="dxa"/>
               <w:left w:w="0" w:type="dxa"/>
@@ -389,7 +389,7 @@
         </w:tc>
         <w:tc>
           <w:tcPr>
-            <w:tcW w:type="dxa" w:w="5500"/>
+            <w:tcW w:type="dxa" w:w="5400"/>
             <w:tcMar>
               <w:top w:w="0" w:type="dxa"/>
               <w:left w:w="0" w:type="dxa"/>
@@ -466,7 +466,7 @@
     </w:tbl>
     <w:p>
       <w:pPr>
-        <w:spacing w:before="160" w:after="40" w:lineRule="exact" w:line="300"/>
+        <w:spacing w:before="120" w:after="40" w:lineRule="exact" w:line="300"/>
         <w:jc w:val="left"/>
       </w:pPr>
       <w:r>
@@ -524,7 +524,7 @@
     </w:p>
     <w:p>
       <w:pPr>
-        <w:spacing w:before="0" w:after="80" w:lineRule="exact" w:line="300"/>
+        <w:spacing w:before="0" w:after="60" w:lineRule="exact" w:line="300"/>
         <w:jc w:val="both"/>
       </w:pPr>
       <w:r>
@@ -535,12 +535,12 @@
           <w:color w:val="000000"/>
           <w:sz w:val="24"/>
         </w:rPr>
-        <w:t>2.  Smt. Panchali Bagchi, Nibedya, Tritirtha Lane, Chakbhabani, Balurghat, Pin 733101, with a request to remain present at the enquiry with the original documents.</w:t>
+        <w:t>2.  Smt. Panchali Bagchi, Nibedya, Tritirtha Lane, Chakbhabani, Balurghat, Pin 733101, with a request to remain present at the enquiry with the original Aadhaar card, Voter Identity Card and PAN card of every heir.</w:t>
       </w:r>
     </w:p>
     <w:tbl>
       <w:tblPr>
-        <w:tblW w:type="dxa" w:w="10100"/>
+        <w:tblW w:type="dxa" w:w="10200"/>
         <w:tblLayout w:type="fixed"/>
         <w:tblLook w:firstColumn="1" w:firstRow="1" w:lastColumn="0" w:lastRow="0" w:noHBand="0" w:noVBand="1" w:val="04A0"/>
         <w:tblBorders>
@@ -553,8 +553,8 @@
         </w:tblBorders>
       </w:tblPr>
       <w:tblGrid>
-        <w:gridCol w:w="4600"/>
-        <w:gridCol w:w="5500"/>
+        <w:gridCol w:w="4800"/>
+        <w:gridCol w:w="5400"/>
       </w:tblGrid>
       <w:tr>
         <w:trPr>
@@ -562,7 +562,7 @@
         </w:trPr>
         <w:tc>
           <w:tcPr>
-            <w:tcW w:type="dxa" w:w="4600"/>
+            <w:tcW w:type="dxa" w:w="4800"/>
             <w:tcMar>
               <w:top w:w="0" w:type="dxa"/>
               <w:left w:w="0" w:type="dxa"/>
@@ -570,11 +570,25 @@
               <w:right w:w="40" w:type="dxa"/>
             </w:tcMar>
           </w:tcPr>
-          <w:p/>
+          <w:p>
+            <w:pPr>
+              <w:spacing w:line="280" w:lineRule="exact"/>
+            </w:pPr>
+            <w:r>
+              <w:rPr>
+                <w:rFonts w:ascii="Bookman Old Style" w:hAnsi="Bookman Old Style" w:cs="Bookman Old Style" w:eastAsia="Bookman Old Style"/>
+                <w:b/>
+                <w:i w:val="0"/>
+                <w:color w:val="000000"/>
+                <w:sz w:val="22"/>
+              </w:rPr>
+              <w:t>Official seal</w:t>
+            </w:r>
+          </w:p>
         </w:tc>
         <w:tc>
           <w:tcPr>
-            <w:tcW w:type="dxa" w:w="5500"/>
+            <w:tcW w:type="dxa" w:w="5400"/>
             <w:tcMar>
               <w:top w:w="0" w:type="dxa"/>
               <w:left w:w="0" w:type="dxa"/>
@@ -651,7 +665,7 @@
     </w:tbl>
     <w:sectPr>
       <w:pgSz w:w="11907" w:h="16840"/>
-      <w:pgMar w:top="700" w:right="900" w:bottom="640" w:left="900" w:header="720" w:footer="720" w:gutter="0"/>
+      <w:pgMar w:top="640" w:right="850" w:bottom="560" w:left="850" w:header="720" w:footer="720" w:gutter="0"/>
       <w:cols w:space="720"/>
       <w:docGrid w:linePitch="360"/>
     </w:sectPr>

--- a/2_Forwarding_Letter_EO_Bagchi.docx
+++ b/2_Forwarding_Letter_EO_Bagchi.docx
@@ -4,7 +4,47 @@
   <w:body>
     <w:p>
       <w:pPr>
-        <w:spacing w:before="0" w:after="0" w:lineRule="exact" w:line="340"/>
+        <w:spacing w:before="0" w:after="0" w:line="240" w:lineRule="auto"/>
+        <w:jc w:val="center"/>
+      </w:pPr>
+      <w:r>
+        <w:drawing>
+          <wp:inline xmlns:a="http://schemas.openxmlformats.org/drawingml/2006/main" xmlns:pic="http://schemas.openxmlformats.org/drawingml/2006/picture">
+            <wp:extent cx="457200" cy="468000"/>
+            <wp:docPr id="1" name="Picture 1"/>
+            <wp:cNvGraphicFramePr>
+              <a:graphicFrameLocks noChangeAspect="1"/>
+            </wp:cNvGraphicFramePr>
+            <a:graphic>
+              <a:graphicData uri="http://schemas.openxmlformats.org/drawingml/2006/picture">
+                <pic:pic>
+                  <pic:nvPicPr>
+                    <pic:cNvPr id="0" name="ashoka_emblem.jpg"/>
+                    <pic:cNvPicPr/>
+                  </pic:nvPicPr>
+                  <pic:blipFill>
+                    <a:blip r:embed="rId9"/>
+                    <a:stretch>
+                      <a:fillRect/>
+                    </a:stretch>
+                  </pic:blipFill>
+                  <pic:spPr>
+                    <a:xfrm>
+                      <a:off x="0" y="0"/>
+                      <a:ext cx="457200" cy="468000"/>
+                    </a:xfrm>
+                    <a:prstGeom prst="rect"/>
+                  </pic:spPr>
+                </pic:pic>
+              </a:graphicData>
+            </a:graphic>
+          </wp:inline>
+        </w:drawing>
+      </w:r>
+    </w:p>
+    <w:p>
+      <w:pPr>
+        <w:spacing w:before="40" w:after="0" w:lineRule="exact" w:line="320"/>
         <w:jc w:val="center"/>
       </w:pPr>
       <w:r>
@@ -20,7 +60,7 @@
     </w:p>
     <w:p>
       <w:pPr>
-        <w:spacing w:before="0" w:after="0" w:lineRule="exact" w:line="360"/>
+        <w:spacing w:before="0" w:after="0" w:lineRule="exact" w:line="320"/>
         <w:jc w:val="center"/>
       </w:pPr>
       <w:r>
@@ -29,14 +69,14 @@
           <w:b/>
           <w:i w:val="0"/>
           <w:color w:val="000000"/>
-          <w:sz w:val="30"/>
+          <w:sz w:val="28"/>
         </w:rPr>
-        <w:t>Office of the Sub-Divisional Officer</w:t>
+        <w:t>Office of the Sub-Divisional Officer,</w:t>
       </w:r>
     </w:p>
     <w:p>
       <w:pPr>
-        <w:spacing w:before="0" w:after="0" w:lineRule="exact" w:line="320"/>
+        <w:spacing w:before="0" w:after="0" w:lineRule="exact" w:line="300"/>
         <w:jc w:val="center"/>
       </w:pPr>
       <w:r>
@@ -52,7 +92,7 @@
     </w:p>
     <w:p>
       <w:pPr>
-        <w:spacing w:before="0" w:after="20" w:lineRule="exact" w:line="260"/>
+        <w:spacing w:before="0" w:after="0" w:lineRule="exact" w:line="260"/>
         <w:jc w:val="center"/>
       </w:pPr>
       <w:r>
@@ -63,12 +103,12 @@
           <w:color w:val="000000"/>
           <w:sz w:val="20"/>
         </w:rPr>
-        <w:t>e-mail Id- sdmbalurghat@gmail.com   &amp;   Ph. No.- 03522-255205</w:t>
+        <w:t>e-mail Id- sdmbalurghat@gmail.com  &amp;  Ph. No.-03522 255205</w:t>
       </w:r>
     </w:p>
     <w:p>
       <w:pPr>
-        <w:spacing w:before="0" w:after="60" w:lineRule="exact" w:line="80"/>
+        <w:spacing w:before="0" w:after="40" w:lineRule="exact" w:line="60"/>
         <w:jc w:val="left"/>
         <w:pBdr>
           <w:bottom w:val="single" w:sz="12" w:space="1" w:color="000000"/>

--- a/2_Forwarding_Letter_EO_Bagchi.docx
+++ b/2_Forwarding_Letter_EO_Bagchi.docx
@@ -1,29 +1,35 @@
 
 <file path=word/document.xml><?xml version="1.0" encoding="utf-8"?>
-<w:document xmlns:wpc="http://schemas.microsoft.com/office/word/2010/wordprocessingCanvas" xmlns:mo="http://schemas.microsoft.com/office/mac/office/2008/main" xmlns:mc="http://schemas.openxmlformats.org/markup-compatibility/2006" xmlns:mv="urn:schemas-microsoft-com:mac:vml" xmlns:o="urn:schemas-microsoft-com:office:office" xmlns:r="http://schemas.openxmlformats.org/officeDocument/2006/relationships" xmlns:m="http://schemas.openxmlformats.org/officeDocument/2006/math" xmlns:v="urn:schemas-microsoft-com:vml" xmlns:wp14="http://schemas.microsoft.com/office/word/2010/wordprocessingDrawing" xmlns:wp="http://schemas.openxmlformats.org/drawingml/2006/wordprocessingDrawing" xmlns:w10="urn:schemas-microsoft-com:office:word" xmlns:w="http://schemas.openxmlformats.org/wordprocessingml/2006/main" xmlns:w14="http://schemas.microsoft.com/office/word/2010/wordml" xmlns:wpg="http://schemas.microsoft.com/office/word/2010/wordprocessingGroup" xmlns:wpi="http://schemas.microsoft.com/office/word/2010/wordprocessingInk" xmlns:wne="http://schemas.microsoft.com/office/word/2006/wordml" xmlns:wps="http://schemas.microsoft.com/office/word/2010/wordprocessingShape" mc:Ignorable="w14 wp14">
+<w:document xmlns:wpc="http://schemas.microsoft.com/office/word/2010/wordprocessingCanvas" xmlns:mc="http://schemas.openxmlformats.org/markup-compatibility/2006" xmlns:o="urn:schemas-microsoft-com:office:office" xmlns:r="http://schemas.openxmlformats.org/officeDocument/2006/relationships" xmlns:m="http://schemas.openxmlformats.org/officeDocument/2006/math" xmlns:v="urn:schemas-microsoft-com:vml" xmlns:wp14="http://schemas.microsoft.com/office/word/2010/wordprocessingDrawing" xmlns:wp="http://schemas.openxmlformats.org/drawingml/2006/wordprocessingDrawing" xmlns:w10="urn:schemas-microsoft-com:office:word" xmlns:w="http://schemas.openxmlformats.org/wordprocessingml/2006/main" xmlns:w14="http://schemas.microsoft.com/office/word/2010/wordml" xmlns:wpg="http://schemas.microsoft.com/office/word/2010/wordprocessingGroup" xmlns:wpi="http://schemas.microsoft.com/office/word/2010/wordprocessingInk" xmlns:wne="http://schemas.microsoft.com/office/word/2006/wordml" xmlns:wps="http://schemas.microsoft.com/office/word/2010/wordprocessingShape" mc:Ignorable="w14 wp14">
   <w:body>
     <w:p>
       <w:pPr>
-        <w:spacing w:before="0" w:after="0" w:line="240" w:lineRule="auto"/>
+        <w:spacing w:after="0" w:line="240" w:lineRule="auto"/>
         <w:jc w:val="center"/>
       </w:pPr>
+      <w:bookmarkStart w:id="0" w:name="_GoBack"/>
       <w:r>
+        <w:rPr>
+          <w:noProof/>
+          <w:lang w:val="en-IN" w:eastAsia="en-IN"/>
+        </w:rPr>
         <w:drawing>
-          <wp:inline xmlns:a="http://schemas.openxmlformats.org/drawingml/2006/main" xmlns:pic="http://schemas.openxmlformats.org/drawingml/2006/picture">
+          <wp:inline distT="0" distB="0" distL="0" distR="0">
             <wp:extent cx="457200" cy="468000"/>
+            <wp:effectExtent l="0" t="0" r="0" b="0"/>
             <wp:docPr id="1" name="Picture 1"/>
             <wp:cNvGraphicFramePr>
-              <a:graphicFrameLocks noChangeAspect="1"/>
+              <a:graphicFrameLocks xmlns:a="http://schemas.openxmlformats.org/drawingml/2006/main" noChangeAspect="1"/>
             </wp:cNvGraphicFramePr>
-            <a:graphic>
+            <a:graphic xmlns:a="http://schemas.openxmlformats.org/drawingml/2006/main">
               <a:graphicData uri="http://schemas.openxmlformats.org/drawingml/2006/picture">
-                <pic:pic>
+                <pic:pic xmlns:pic="http://schemas.openxmlformats.org/drawingml/2006/picture">
                   <pic:nvPicPr>
                     <pic:cNvPr id="0" name="ashoka_emblem.jpg"/>
                     <pic:cNvPicPr/>
                   </pic:nvPicPr>
                   <pic:blipFill>
-                    <a:blip r:embed="rId9"/>
+                    <a:blip r:embed="rId7"/>
                     <a:stretch>
                       <a:fillRect/>
                     </a:stretch>
@@ -33,7 +39,9 @@
                       <a:off x="0" y="0"/>
                       <a:ext cx="457200" cy="468000"/>
                     </a:xfrm>
-                    <a:prstGeom prst="rect"/>
+                    <a:prstGeom prst="rect">
+                      <a:avLst/>
+                    </a:prstGeom>
                   </pic:spPr>
                 </pic:pic>
               </a:graphicData>
@@ -44,15 +52,12 @@
     </w:p>
     <w:p>
       <w:pPr>
-        <w:spacing w:before="40" w:after="0" w:lineRule="exact" w:line="320"/>
+        <w:spacing w:before="40" w:after="0" w:line="320" w:lineRule="exact"/>
         <w:jc w:val="center"/>
       </w:pPr>
       <w:r>
         <w:rPr>
-          <w:rFonts w:ascii="Bookman Old Style" w:hAnsi="Bookman Old Style" w:cs="Bookman Old Style" w:eastAsia="Bookman Old Style"/>
           <w:b/>
-          <w:i w:val="0"/>
-          <w:color w:val="000000"/>
           <w:sz w:val="28"/>
         </w:rPr>
         <w:t>Government of West Bengal</w:t>
@@ -60,15 +65,12 @@
     </w:p>
     <w:p>
       <w:pPr>
-        <w:spacing w:before="0" w:after="0" w:lineRule="exact" w:line="320"/>
+        <w:spacing w:after="0" w:line="320" w:lineRule="exact"/>
         <w:jc w:val="center"/>
       </w:pPr>
       <w:r>
         <w:rPr>
-          <w:rFonts w:ascii="Bookman Old Style" w:hAnsi="Bookman Old Style" w:cs="Bookman Old Style" w:eastAsia="Bookman Old Style"/>
           <w:b/>
-          <w:i w:val="0"/>
-          <w:color w:val="000000"/>
           <w:sz w:val="28"/>
         </w:rPr>
         <w:t>Office of the Sub-Divisional Officer,</w:t>
@@ -76,15 +78,12 @@
     </w:p>
     <w:p>
       <w:pPr>
-        <w:spacing w:before="0" w:after="0" w:lineRule="exact" w:line="300"/>
+        <w:spacing w:after="0" w:line="300" w:lineRule="exact"/>
         <w:jc w:val="center"/>
       </w:pPr>
       <w:r>
         <w:rPr>
-          <w:rFonts w:ascii="Bookman Old Style" w:hAnsi="Bookman Old Style" w:cs="Bookman Old Style" w:eastAsia="Bookman Old Style"/>
           <w:b/>
-          <w:i w:val="0"/>
-          <w:color w:val="000000"/>
           <w:sz w:val="26"/>
         </w:rPr>
         <w:t>Balurghat (Sadar) :: Dakshin Dinajpur</w:t>
@@ -92,306 +91,232 @@
     </w:p>
     <w:p>
       <w:pPr>
-        <w:spacing w:before="0" w:after="0" w:lineRule="exact" w:line="260"/>
+        <w:spacing w:after="0" w:line="260" w:lineRule="exact"/>
         <w:jc w:val="center"/>
       </w:pPr>
       <w:r>
         <w:rPr>
-          <w:rFonts w:ascii="Bookman Old Style" w:hAnsi="Bookman Old Style" w:cs="Bookman Old Style" w:eastAsia="Bookman Old Style"/>
           <w:b/>
-          <w:i w:val="0"/>
-          <w:color w:val="000000"/>
           <w:sz w:val="20"/>
         </w:rPr>
         <w:t>e-mail Id- sdmbalurghat@gmail.com  &amp;  Ph. No.-03522 255205</w:t>
       </w:r>
     </w:p>
+    <w:bookmarkEnd w:id="0"/>
     <w:p>
       <w:pPr>
-        <w:spacing w:before="0" w:after="40" w:lineRule="exact" w:line="60"/>
-        <w:jc w:val="left"/>
         <w:pBdr>
           <w:bottom w:val="single" w:sz="12" w:space="1" w:color="000000"/>
         </w:pBdr>
+        <w:spacing w:after="40" w:line="60" w:lineRule="exact"/>
       </w:pPr>
     </w:p>
     <w:p>
       <w:pPr>
         <w:tabs>
-          <w:tab w:pos="9354" w:val="right"/>
+          <w:tab w:val="right" w:pos="9354"/>
         </w:tabs>
-        <w:spacing w:before="40" w:after="80" w:lineRule="exact" w:line="300"/>
-        <w:jc w:val="left"/>
+        <w:spacing w:before="40" w:after="80" w:line="300" w:lineRule="exact"/>
       </w:pPr>
+      <w:proofErr w:type="gramStart"/>
       <w:r>
-        <w:rPr>
-          <w:rFonts w:ascii="Bookman Old Style" w:hAnsi="Bookman Old Style" w:cs="Bookman Old Style" w:eastAsia="Bookman Old Style"/>
-          <w:b w:val="0"/>
-          <w:i w:val="0"/>
-          <w:color w:val="000000"/>
-          <w:sz w:val="24"/>
-        </w:rPr>
-        <w:t>Memo No. ______________ /SDO(S)</w:t>
+        <w:t>Memo No.</w:t>
+      </w:r>
+      <w:proofErr w:type="gramEnd"/>
+      <w:r>
+        <w:t xml:space="preserve"> </w:t>
+      </w:r>
+      <w:proofErr w:type="gramStart"/>
+      <w:r>
+        <w:t>______________ /SDO(S)</w:t>
       </w:r>
       <w:r>
-        <w:rPr>
-          <w:rFonts w:ascii="Bookman Old Style" w:hAnsi="Bookman Old Style" w:cs="Bookman Old Style" w:eastAsia="Bookman Old Style"/>
-          <w:b w:val="0"/>
-          <w:i w:val="0"/>
-          <w:color w:val="000000"/>
-          <w:sz w:val="24"/>
-        </w:rPr>
         <w:tab/>
-        <w:t>Date. ________ /10/2026</w:t>
+        <w:t>Date.</w:t>
+      </w:r>
+      <w:proofErr w:type="gramEnd"/>
+      <w:r>
+        <w:t xml:space="preserve"> ________ /10/2026</w:t>
       </w:r>
     </w:p>
     <w:p>
       <w:pPr>
-        <w:spacing w:before="40" w:after="0" w:lineRule="exact" w:line="300"/>
-        <w:jc w:val="left"/>
+        <w:spacing w:before="40" w:after="0" w:line="300" w:lineRule="exact"/>
       </w:pPr>
+      <w:proofErr w:type="gramStart"/>
       <w:r>
         <w:rPr>
-          <w:rFonts w:ascii="Bookman Old Style" w:hAnsi="Bookman Old Style" w:cs="Bookman Old Style" w:eastAsia="Bookman Old Style"/>
           <w:b/>
-          <w:i w:val="0"/>
-          <w:color w:val="000000"/>
-          <w:sz w:val="24"/>
         </w:rPr>
-        <w:t>From :  The Sub-Divisional Officer,</w:t>
+        <w:t>From :</w:t>
+      </w:r>
+      <w:proofErr w:type="gramEnd"/>
+      <w:r>
+        <w:rPr>
+          <w:b/>
+        </w:rPr>
+        <w:t xml:space="preserve">  The Sub-Divisional Officer,</w:t>
       </w:r>
     </w:p>
     <w:p>
       <w:pPr>
-        <w:spacing w:before="0" w:after="60" w:lineRule="exact" w:line="300"/>
-        <w:jc w:val="left"/>
+        <w:spacing w:after="60" w:line="300" w:lineRule="exact"/>
       </w:pPr>
       <w:r>
-        <w:rPr>
-          <w:rFonts w:ascii="Bookman Old Style" w:hAnsi="Bookman Old Style" w:cs="Bookman Old Style" w:eastAsia="Bookman Old Style"/>
-          <w:b w:val="0"/>
-          <w:i w:val="0"/>
-          <w:color w:val="000000"/>
-          <w:sz w:val="24"/>
-        </w:rPr>
         <w:t>Balurghat (Sadar), Dakshin Dinajpur.</w:t>
       </w:r>
     </w:p>
     <w:p>
       <w:pPr>
-        <w:spacing w:before="0" w:after="0" w:lineRule="exact" w:line="300"/>
-        <w:jc w:val="left"/>
+        <w:spacing w:after="0" w:line="300" w:lineRule="exact"/>
       </w:pPr>
+      <w:proofErr w:type="gramStart"/>
       <w:r>
         <w:rPr>
-          <w:rFonts w:ascii="Bookman Old Style" w:hAnsi="Bookman Old Style" w:cs="Bookman Old Style" w:eastAsia="Bookman Old Style"/>
           <w:b/>
-          <w:i w:val="0"/>
-          <w:color w:val="000000"/>
-          <w:sz w:val="24"/>
         </w:rPr>
-        <w:t>To :  The Executive Officer,</w:t>
+        <w:t>To :</w:t>
+      </w:r>
+      <w:proofErr w:type="gramEnd"/>
+      <w:r>
+        <w:rPr>
+          <w:b/>
+        </w:rPr>
+        <w:t xml:space="preserve">  The Executive Officer,</w:t>
       </w:r>
     </w:p>
     <w:p>
       <w:pPr>
-        <w:spacing w:before="0" w:after="80" w:lineRule="exact" w:line="300"/>
-        <w:jc w:val="left"/>
+        <w:spacing w:after="80" w:line="300" w:lineRule="exact"/>
       </w:pPr>
+      <w:proofErr w:type="gramStart"/>
+      <w:r>
+        <w:t>Balurghat Municipality.</w:t>
+      </w:r>
+      <w:proofErr w:type="gramEnd"/>
+    </w:p>
+    <w:p>
+      <w:pPr>
+        <w:spacing w:before="20" w:after="80" w:line="300" w:lineRule="exact"/>
+      </w:pPr>
+      <w:proofErr w:type="gramStart"/>
       <w:r>
         <w:rPr>
-          <w:rFonts w:ascii="Bookman Old Style" w:hAnsi="Bookman Old Style" w:cs="Bookman Old Style" w:eastAsia="Bookman Old Style"/>
-          <w:b w:val="0"/>
-          <w:i w:val="0"/>
-          <w:color w:val="000000"/>
-          <w:sz w:val="24"/>
+          <w:b/>
         </w:rPr>
-        <w:t>Balurghat Municipality.</w:t>
+        <w:t>Sub :</w:t>
+      </w:r>
+      <w:proofErr w:type="gramEnd"/>
+      <w:r>
+        <w:rPr>
+          <w:b/>
+        </w:rPr>
+        <w:t xml:space="preserve">  Request to cause enquiry in connection with the ascertainment of legal heirs of Late Debabrata Bagchi.</w:t>
       </w:r>
     </w:p>
     <w:p>
       <w:pPr>
-        <w:spacing w:before="20" w:after="80" w:lineRule="exact" w:line="300"/>
-        <w:jc w:val="left"/>
+        <w:spacing w:before="40" w:after="80" w:line="300" w:lineRule="exact"/>
+        <w:jc w:val="both"/>
       </w:pPr>
       <w:r>
-        <w:rPr>
-          <w:rFonts w:ascii="Bookman Old Style" w:hAnsi="Bookman Old Style" w:cs="Bookman Old Style" w:eastAsia="Bookman Old Style"/>
-          <w:b/>
-          <w:i w:val="0"/>
-          <w:color w:val="000000"/>
-          <w:sz w:val="24"/>
-        </w:rPr>
-        <w:t xml:space="preserve">Sub :  </w:t>
-      </w:r>
-      <w:r>
-        <w:rPr>
-          <w:rFonts w:ascii="Bookman Old Style" w:hAnsi="Bookman Old Style" w:cs="Bookman Old Style" w:eastAsia="Bookman Old Style"/>
-          <w:b/>
-          <w:i w:val="0"/>
-          <w:color w:val="000000"/>
-          <w:sz w:val="24"/>
-        </w:rPr>
-        <w:t>Request to cause enquiry in connection with the ascertainment of legal heirs of Late Debabrata Bagchi.</w:t>
+        <w:t>This is to inform you that this office has received an application from Smt. Panchali Bagchi, wife of Late Debabrata Bagchi, of Nibedya, Tritirtha Lane, Chakbhabani, Balurghat, P.S. Balurghat, seeking ascertainment of the legal heirs of her husband, who died on 02.04.2017. You are requested to cause a field enquiry and to submit the enquiry report to this office, in the format enclosed, within 15 (fifteen) days of receipt of this letter, for further necessary action. The report shall be signed by you and forwarded to this office.</w:t>
       </w:r>
     </w:p>
     <w:p>
       <w:pPr>
-        <w:spacing w:before="40" w:after="80" w:lineRule="exact" w:line="300"/>
+        <w:spacing w:after="80" w:line="300" w:lineRule="exact"/>
         <w:jc w:val="both"/>
       </w:pPr>
       <w:r>
-        <w:rPr>
-          <w:rFonts w:ascii="Bookman Old Style" w:hAnsi="Bookman Old Style" w:cs="Bookman Old Style" w:eastAsia="Bookman Old Style"/>
-          <w:b w:val="0"/>
-          <w:i w:val="0"/>
-          <w:color w:val="000000"/>
-          <w:sz w:val="24"/>
-        </w:rPr>
-        <w:t>This is to inform you that this office has received an application from Smt. Panchali Bagchi, wife of Late Debabrata Bagchi, of Nibedya, Tritirtha Lane, Chakbhabani, Balurghat, P.S. Balurghat, seeking ascertainment of the legal heirs of the deceased, who died on 02.04.2017. You are requested to cause a field-level enquiry and to submit the enquiry report to this office, in the prescribed format enclosed herewith, within 15 (fifteen) days from the date of receipt of this correspondence, for further necessary action. The report shall be signed by you and forwarded to this office.</w:t>
+        <w:t>The Legal Heir Certificate earlier issued by Balurghat Municipality shall not be acted upon. MUFG Intime India Private Limited, by letter dated 20.07.2026, has refused it. SEBI Circular No. HO/38/13/11(14)2026-MIRSD-POD/I/17111/2026 dated 23.07.2026, clause 2.1(c) read with clause 4.2.2.3, requires the certificate to be issued by a revenue authority not below the rank of a Tehsildar. This office will issue the certificate after receipt of your report. The Municipality shall not issue a legal heir certificate in this case.</w:t>
       </w:r>
+      <w:proofErr w:type="gramStart"/>
+      <w:proofErr w:type="gramEnd"/>
     </w:p>
     <w:p>
       <w:pPr>
-        <w:spacing w:before="0" w:after="80" w:lineRule="exact" w:line="300"/>
+        <w:spacing w:after="40" w:line="300" w:lineRule="exact"/>
         <w:jc w:val="both"/>
       </w:pPr>
       <w:r>
-        <w:rPr>
-          <w:rFonts w:ascii="Bookman Old Style" w:hAnsi="Bookman Old Style" w:cs="Bookman Old Style" w:eastAsia="Bookman Old Style"/>
-          <w:b w:val="0"/>
-          <w:i w:val="0"/>
-          <w:color w:val="000000"/>
-          <w:sz w:val="24"/>
-        </w:rPr>
-        <w:t>The Legal Heir Certificate earlier issued by Balurghat Municipality is not allowed and shall not be acted upon. MUFG Intime India Private Limited, by letter dated 20.07.2026, has refused it. SEBI Circular No. HO/38/13/11(14)2026-MIRSD-POD/I/17111/2026 dated 23.07.2026, clause 2.1(c) read with clause 4.2.2.3, requires the certificate to be issued by a revenue authority not below the rank of a Tehsildar. This office will issue that certificate after your report. The Municipality shall not issue one.</w:t>
-      </w:r>
-    </w:p>
-    <w:p>
-      <w:pPr>
-        <w:spacing w:before="0" w:after="40" w:lineRule="exact" w:line="300"/>
-        <w:jc w:val="both"/>
-      </w:pPr>
-      <w:r>
-        <w:rPr>
-          <w:rFonts w:ascii="Bookman Old Style" w:hAnsi="Bookman Old Style" w:cs="Bookman Old Style" w:eastAsia="Bookman Old Style"/>
-          <w:b w:val="0"/>
-          <w:i w:val="0"/>
-          <w:color w:val="000000"/>
-          <w:sz w:val="24"/>
-        </w:rPr>
         <w:t>In view of the above, you are further requested to ensure that the following are entered in the report and the documents are attached:</w:t>
       </w:r>
     </w:p>
     <w:p>
       <w:pPr>
-        <w:spacing w:before="0" w:after="0" w:lineRule="exact" w:line="300"/>
-        <w:jc w:val="left"/>
+        <w:spacing w:after="0" w:line="300" w:lineRule="exact"/>
       </w:pPr>
       <w:r>
-        <w:rPr>
-          <w:rFonts w:ascii="Bookman Old Style" w:hAnsi="Bookman Old Style" w:cs="Bookman Old Style" w:eastAsia="Bookman Old Style"/>
-          <w:b w:val="0"/>
-          <w:i w:val="0"/>
-          <w:color w:val="000000"/>
-          <w:sz w:val="24"/>
-        </w:rPr>
         <w:t>1)  Original affidavit of the applicant.</w:t>
       </w:r>
     </w:p>
     <w:p>
       <w:pPr>
-        <w:spacing w:before="0" w:after="0" w:lineRule="exact" w:line="300"/>
-        <w:jc w:val="left"/>
+        <w:spacing w:after="0" w:line="300" w:lineRule="exact"/>
       </w:pPr>
       <w:r>
-        <w:rPr>
-          <w:rFonts w:ascii="Bookman Old Style" w:hAnsi="Bookman Old Style" w:cs="Bookman Old Style" w:eastAsia="Bookman Old Style"/>
-          <w:b w:val="0"/>
-          <w:i w:val="0"/>
-          <w:color w:val="000000"/>
-          <w:sz w:val="24"/>
-        </w:rPr>
-        <w:t>2)  Aadhaar card, Voter Identity Card and PAN card of each legal heir. The number of each is to be written in Annexure-B.</w:t>
+        <w:t>2)  Aadhaar card, Voter Identity Card and PAN card of each legal heir. The number of each shall be written in Annexure-B.</w:t>
       </w:r>
     </w:p>
     <w:p>
       <w:pPr>
-        <w:spacing w:before="0" w:after="0" w:lineRule="exact" w:line="300"/>
-        <w:jc w:val="left"/>
+        <w:spacing w:after="0" w:line="300" w:lineRule="exact"/>
       </w:pPr>
       <w:r>
-        <w:rPr>
-          <w:rFonts w:ascii="Bookman Old Style" w:hAnsi="Bookman Old Style" w:cs="Bookman Old Style" w:eastAsia="Bookman Old Style"/>
-          <w:b w:val="0"/>
-          <w:i w:val="0"/>
-          <w:color w:val="000000"/>
-          <w:sz w:val="24"/>
-        </w:rPr>
-        <w:t>3)  The enclosed proforma, duly filled and signed.</w:t>
+        <w:t xml:space="preserve">3)  The enclosed </w:t>
+      </w:r>
+      <w:proofErr w:type="gramStart"/>
+      <w:r>
+        <w:t>proforma,</w:t>
+      </w:r>
+      <w:proofErr w:type="gramEnd"/>
+      <w:r>
+        <w:t xml:space="preserve"> duly filled and signed.</w:t>
       </w:r>
     </w:p>
     <w:p>
       <w:pPr>
-        <w:spacing w:before="0" w:after="0" w:lineRule="exact" w:line="300"/>
-        <w:jc w:val="left"/>
+        <w:spacing w:after="0" w:line="300" w:lineRule="exact"/>
       </w:pPr>
       <w:r>
-        <w:rPr>
-          <w:rFonts w:ascii="Bookman Old Style" w:hAnsi="Bookman Old Style" w:cs="Bookman Old Style" w:eastAsia="Bookman Old Style"/>
-          <w:b w:val="0"/>
-          <w:i w:val="0"/>
-          <w:color w:val="000000"/>
-          <w:sz w:val="24"/>
-        </w:rPr>
         <w:t>4)  Contact number of the applicant.</w:t>
       </w:r>
     </w:p>
     <w:p>
       <w:pPr>
-        <w:spacing w:before="60" w:after="80" w:lineRule="exact" w:line="300"/>
+        <w:spacing w:before="60" w:after="80" w:line="300" w:lineRule="exact"/>
         <w:jc w:val="both"/>
       </w:pPr>
       <w:r>
-        <w:rPr>
-          <w:rFonts w:ascii="Bookman Old Style" w:hAnsi="Bookman Old Style" w:cs="Bookman Old Style" w:eastAsia="Bookman Old Style"/>
-          <w:b w:val="0"/>
-          <w:i w:val="0"/>
-          <w:color w:val="000000"/>
-          <w:sz w:val="24"/>
-        </w:rPr>
-        <w:t>Kindly note that the name of the legal heir(s) as recorded in Annexure-B must tally with the name mentioned in the Aadhaar card, the Voter Identity Card and the PAN card. Where there is no person in a class, Nil shall be written. Two residents who are not of the family shall sign as witnesses.</w:t>
+        <w:t>The name of each legal heir in Annexure-B must tally with the name on the Aadhaar card, the Voter Identity Card and the PAN card. Where there is no such heir, Nil shall be written. Two residents who are not members of the family shall sign as witnesses.</w:t>
       </w:r>
     </w:p>
     <w:p>
       <w:pPr>
-        <w:spacing w:before="0" w:after="60" w:lineRule="exact" w:line="300"/>
+        <w:spacing w:after="60" w:line="300" w:lineRule="exact"/>
         <w:jc w:val="both"/>
       </w:pPr>
       <w:r>
-        <w:rPr>
-          <w:rFonts w:ascii="Bookman Old Style" w:hAnsi="Bookman Old Style" w:cs="Bookman Old Style" w:eastAsia="Bookman Old Style"/>
-          <w:b w:val="0"/>
-          <w:i w:val="0"/>
-          <w:color w:val="000000"/>
-          <w:sz w:val="24"/>
-        </w:rPr>
-        <w:t>The applicant is a resident of Balurghat Municipality (P.S. Balurghat). The relevant testimonials received from the applicant, together with a copy of the proforma, are enclosed herewith for your kind perusal and necessary action.</w:t>
+        <w:t>The applicant is a resident of Balurghat Municipa</w:t>
+      </w:r>
+      <w:r>
+        <w:t>lity (P.S. Balurghat). The relevant testimonials received from the applicant, together with a copy of the proforma, are enclosed herewith for your kind perusal and necessary action.</w:t>
       </w:r>
     </w:p>
     <w:tbl>
       <w:tblPr>
-        <w:tblW w:type="dxa" w:w="10200"/>
+        <w:tblW w:w="10200" w:type="dxa"/>
+        <w:tblBorders>
+          <w:top w:val="nil"/>
+          <w:left w:val="nil"/>
+          <w:bottom w:val="nil"/>
+          <w:right w:val="nil"/>
+          <w:insideH w:val="nil"/>
+          <w:insideV w:val="nil"/>
+        </w:tblBorders>
         <w:tblLayout w:type="fixed"/>
-        <w:tblLook w:firstColumn="1" w:firstRow="1" w:lastColumn="0" w:lastRow="0" w:noHBand="0" w:noVBand="1" w:val="04A0"/>
-        <w:tblBorders>
-          <w:top w:val="nil"/>
-          <w:left w:val="nil"/>
-          <w:bottom w:val="nil"/>
-          <w:right w:val="nil"/>
-          <w:insideH w:val="nil"/>
-          <w:insideV w:val="nil"/>
-        </w:tblBorders>
+        <w:tblLook w:val="04A0" w:firstRow="1" w:lastRow="0" w:firstColumn="1" w:lastColumn="0" w:noHBand="0" w:noVBand="1"/>
       </w:tblPr>
       <w:tblGrid>
         <w:gridCol w:w="4800"/>
@@ -403,7 +328,7 @@
         </w:trPr>
         <w:tc>
           <w:tcPr>
-            <w:tcW w:type="dxa" w:w="4800"/>
+            <w:tcW w:w="4800" w:type="dxa"/>
             <w:tcMar>
               <w:top w:w="0" w:type="dxa"/>
               <w:left w:w="0" w:type="dxa"/>
@@ -415,21 +340,25 @@
             <w:pPr>
               <w:spacing w:line="280" w:lineRule="exact"/>
             </w:pPr>
+            <w:proofErr w:type="spellStart"/>
             <w:r>
               <w:rPr>
-                <w:rFonts w:ascii="Bookman Old Style" w:hAnsi="Bookman Old Style" w:cs="Bookman Old Style" w:eastAsia="Bookman Old Style"/>
                 <w:b/>
-                <w:i w:val="0"/>
-                <w:color w:val="000000"/>
-                <w:sz w:val="24"/>
               </w:rPr>
-              <w:t>Enclo : As stated</w:t>
+              <w:t>Enclo</w:t>
+            </w:r>
+            <w:proofErr w:type="spellEnd"/>
+            <w:r>
+              <w:rPr>
+                <w:b/>
+              </w:rPr>
+              <w:t xml:space="preserve"> : As stated</w:t>
             </w:r>
           </w:p>
         </w:tc>
         <w:tc>
           <w:tcPr>
-            <w:tcW w:type="dxa" w:w="5400"/>
+            <w:tcW w:w="5400" w:type="dxa"/>
             <w:tcMar>
               <w:top w:w="0" w:type="dxa"/>
               <w:left w:w="0" w:type="dxa"/>
@@ -439,158 +368,253 @@
           </w:tcPr>
           <w:p>
             <w:pPr>
-              <w:spacing w:line="280" w:lineRule="exact"/>
-              <w:jc w:val="right"/>
+              <w:pStyle w:val="NoSpacing"/>
+              <w:rPr>
+                <w:b/>
+              </w:rPr>
+            </w:pPr>
+            <w:r>
+              <w:t xml:space="preserve">                                                           </w:t>
+            </w:r>
+            <w:proofErr w:type="spellStart"/>
+            <w:r>
+              <w:rPr>
+                <w:b/>
+              </w:rPr>
+              <w:t>Dr</w:t>
+            </w:r>
+            <w:proofErr w:type="spellEnd"/>
+            <w:r>
+              <w:rPr>
+                <w:b/>
+              </w:rPr>
+              <w:t xml:space="preserve"> </w:t>
+            </w:r>
+            <w:proofErr w:type="spellStart"/>
+            <w:r>
+              <w:rPr>
+                <w:b/>
+              </w:rPr>
+              <w:t>Dipanwita</w:t>
+            </w:r>
+            <w:proofErr w:type="spellEnd"/>
+            <w:r>
+              <w:rPr>
+                <w:b/>
+              </w:rPr>
+              <w:t xml:space="preserve"> </w:t>
+            </w:r>
+            <w:proofErr w:type="spellStart"/>
+            <w:r>
+              <w:rPr>
+                <w:b/>
+              </w:rPr>
+              <w:t>Patra</w:t>
+            </w:r>
+            <w:proofErr w:type="spellEnd"/>
+          </w:p>
+          <w:p>
+            <w:pPr>
+              <w:pStyle w:val="NoSpacing"/>
+              <w:rPr>
+                <w:b/>
+              </w:rPr>
             </w:pPr>
             <w:r>
               <w:rPr>
-                <w:rFonts w:ascii="Bookman Old Style" w:hAnsi="Bookman Old Style" w:cs="Bookman Old Style" w:eastAsia="Bookman Old Style"/>
                 <w:b/>
-                <w:i w:val="0"/>
-                <w:color w:val="000000"/>
-                <w:sz w:val="24"/>
               </w:rPr>
-              <w:t>Dr Dipanwita Patra</w:t>
+              <w:t xml:space="preserve">                                                                  </w:t>
             </w:r>
-          </w:p>
-          <w:p>
-            <w:pPr>
-              <w:spacing w:before="0" w:after="0" w:line="280" w:lineRule="exact"/>
-              <w:jc w:val="right"/>
-            </w:pPr>
             <w:r>
               <w:rPr>
-                <w:rFonts w:ascii="Bookman Old Style" w:hAnsi="Bookman Old Style" w:cs="Bookman Old Style" w:eastAsia="Bookman Old Style"/>
                 <w:b/>
-                <w:i w:val="0"/>
-                <w:color w:val="000000"/>
-                <w:sz w:val="24"/>
               </w:rPr>
               <w:t>WBCS (Exe)</w:t>
             </w:r>
           </w:p>
           <w:p>
             <w:pPr>
-              <w:spacing w:before="0" w:after="0" w:line="280" w:lineRule="exact"/>
-              <w:jc w:val="right"/>
+              <w:pStyle w:val="NoSpacing"/>
+              <w:rPr>
+                <w:b/>
+              </w:rPr>
             </w:pPr>
             <w:r>
               <w:rPr>
-                <w:rFonts w:ascii="Bookman Old Style" w:hAnsi="Bookman Old Style" w:cs="Bookman Old Style" w:eastAsia="Bookman Old Style"/>
                 <w:b/>
-                <w:i w:val="0"/>
-                <w:color w:val="000000"/>
-                <w:sz w:val="24"/>
+              </w:rPr>
+              <w:t xml:space="preserve">                                                       </w:t>
+            </w:r>
+            <w:r>
+              <w:rPr>
+                <w:b/>
               </w:rPr>
               <w:t>Sub-Divisional Officer</w:t>
             </w:r>
           </w:p>
           <w:p>
             <w:pPr>
-              <w:spacing w:before="0" w:after="0" w:line="280" w:lineRule="exact"/>
-              <w:jc w:val="right"/>
+              <w:pStyle w:val="NoSpacing"/>
             </w:pPr>
             <w:r>
               <w:rPr>
-                <w:rFonts w:ascii="Bookman Old Style" w:hAnsi="Bookman Old Style" w:cs="Bookman Old Style" w:eastAsia="Bookman Old Style"/>
                 <w:b/>
-                <w:i w:val="0"/>
-                <w:color w:val="000000"/>
-                <w:sz w:val="24"/>
               </w:rPr>
-              <w:t>Balurghat, Dakshin Dinajpur</w:t>
+              <w:t xml:space="preserve">                   </w:t>
             </w:r>
+            <w:r>
+              <w:rPr>
+                <w:b/>
+              </w:rPr>
+              <w:t xml:space="preserve">                             </w:t>
+            </w:r>
+            <w:proofErr w:type="spellStart"/>
+            <w:r>
+              <w:rPr>
+                <w:b/>
+              </w:rPr>
+              <w:t>Bal</w:t>
+            </w:r>
+            <w:r>
+              <w:rPr>
+                <w:b/>
+              </w:rPr>
+              <w:t>urghat</w:t>
+            </w:r>
+            <w:proofErr w:type="spellEnd"/>
+            <w:r>
+              <w:rPr>
+                <w:b/>
+              </w:rPr>
+              <w:t xml:space="preserve">, </w:t>
+            </w:r>
+            <w:proofErr w:type="spellStart"/>
+            <w:r>
+              <w:rPr>
+                <w:b/>
+              </w:rPr>
+              <w:t>Dakshin</w:t>
+            </w:r>
+            <w:proofErr w:type="spellEnd"/>
+            <w:r>
+              <w:rPr>
+                <w:b/>
+              </w:rPr>
+              <w:t xml:space="preserve"> </w:t>
+            </w:r>
+            <w:proofErr w:type="spellStart"/>
+            <w:r>
+              <w:rPr>
+                <w:b/>
+              </w:rPr>
+              <w:t>Dinajpur</w:t>
+            </w:r>
+            <w:proofErr w:type="spellEnd"/>
           </w:p>
         </w:tc>
       </w:tr>
     </w:tbl>
     <w:p>
       <w:pPr>
-        <w:spacing w:before="120" w:after="40" w:lineRule="exact" w:line="300"/>
-        <w:jc w:val="left"/>
+        <w:spacing w:before="120" w:after="40" w:line="300" w:lineRule="exact"/>
       </w:pPr>
+    </w:p>
+    <w:p>
+      <w:pPr>
+        <w:spacing w:before="120" w:after="40" w:line="300" w:lineRule="exact"/>
+      </w:pPr>
+      <w:proofErr w:type="gramStart"/>
       <w:r>
-        <w:rPr>
-          <w:rFonts w:ascii="Bookman Old Style" w:hAnsi="Bookman Old Style" w:cs="Bookman Old Style" w:eastAsia="Bookman Old Style"/>
-          <w:b w:val="0"/>
-          <w:i w:val="0"/>
-          <w:color w:val="000000"/>
-          <w:sz w:val="24"/>
-        </w:rPr>
-        <w:t>Memo No. ______________ 1(2)/SDO(S)</w:t>
+        <w:t>Memo No.</w:t>
+      </w:r>
+      <w:proofErr w:type="gramEnd"/>
+      <w:r>
+        <w:t xml:space="preserve"> </w:t>
+      </w:r>
+      <w:proofErr w:type="gramStart"/>
+      <w:r>
+        <w:t xml:space="preserve">______________ 1(2)/SDO(S)          </w:t>
       </w:r>
       <w:r>
-        <w:rPr>
-          <w:rFonts w:ascii="Bookman Old Style" w:hAnsi="Bookman Old Style" w:cs="Bookman Old Style" w:eastAsia="Bookman Old Style"/>
-          <w:b w:val="0"/>
-          <w:i w:val="0"/>
-          <w:color w:val="000000"/>
-          <w:sz w:val="24"/>
-        </w:rPr>
-        <w:t xml:space="preserve">          Date. ________ /10/2026</w:t>
+        <w:t xml:space="preserve">                      </w:t>
+      </w:r>
+      <w:r>
+        <w:t>Date.</w:t>
+      </w:r>
+      <w:proofErr w:type="gramEnd"/>
+      <w:r>
+        <w:t xml:space="preserve"> ________ /10/2026</w:t>
       </w:r>
     </w:p>
     <w:p>
       <w:pPr>
-        <w:spacing w:before="0" w:after="20" w:lineRule="exact" w:line="300"/>
-        <w:jc w:val="left"/>
+        <w:spacing w:after="20" w:line="300" w:lineRule="exact"/>
+        <w:rPr>
+          <w:b/>
+        </w:rPr>
+      </w:pPr>
+    </w:p>
+    <w:p>
+      <w:pPr>
+        <w:spacing w:after="20" w:line="300" w:lineRule="exact"/>
+        <w:rPr>
+          <w:b/>
+        </w:rPr>
+      </w:pPr>
+    </w:p>
+    <w:p>
+      <w:pPr>
+        <w:spacing w:after="20" w:line="300" w:lineRule="exact"/>
       </w:pPr>
       <w:r>
         <w:rPr>
-          <w:rFonts w:ascii="Bookman Old Style" w:hAnsi="Bookman Old Style" w:cs="Bookman Old Style" w:eastAsia="Bookman Old Style"/>
           <w:b/>
-          <w:i w:val="0"/>
-          <w:color w:val="000000"/>
-          <w:sz w:val="24"/>
         </w:rPr>
-        <w:t>Copy forwarded for information to :</w:t>
+        <w:t xml:space="preserve">Copy forwarded for information </w:t>
       </w:r>
+      <w:proofErr w:type="gramStart"/>
+      <w:r>
+        <w:rPr>
+          <w:b/>
+        </w:rPr>
+        <w:t>to :</w:t>
+      </w:r>
+      <w:proofErr w:type="gramEnd"/>
     </w:p>
     <w:p>
       <w:pPr>
-        <w:spacing w:before="0" w:after="0" w:lineRule="exact" w:line="300"/>
-        <w:jc w:val="left"/>
+        <w:spacing w:after="0" w:line="300" w:lineRule="exact"/>
       </w:pPr>
       <w:r>
-        <w:rPr>
-          <w:rFonts w:ascii="Bookman Old Style" w:hAnsi="Bookman Old Style" w:cs="Bookman Old Style" w:eastAsia="Bookman Old Style"/>
-          <w:b w:val="0"/>
-          <w:i w:val="0"/>
-          <w:color w:val="000000"/>
-          <w:sz w:val="24"/>
-        </w:rPr>
         <w:t>1.  The Chairman, Balurghat Municipality.</w:t>
       </w:r>
     </w:p>
     <w:p>
       <w:pPr>
-        <w:spacing w:before="0" w:after="60" w:lineRule="exact" w:line="300"/>
+        <w:spacing w:after="60" w:line="300" w:lineRule="exact"/>
         <w:jc w:val="both"/>
       </w:pPr>
       <w:r>
-        <w:rPr>
-          <w:rFonts w:ascii="Bookman Old Style" w:hAnsi="Bookman Old Style" w:cs="Bookman Old Style" w:eastAsia="Bookman Old Style"/>
-          <w:b w:val="0"/>
-          <w:i w:val="0"/>
-          <w:color w:val="000000"/>
-          <w:sz w:val="24"/>
-        </w:rPr>
-        <w:t>2.  Smt. Panchali Bagchi, Nibedya, Tritirtha Lane, Chakbhabani, Balurghat, Pin 733101, with a request to remain present at the enquiry with the original Aadhaar card, Voter Identity Card and PAN card of every heir.</w:t>
+        <w:t xml:space="preserve">2.  Smt. Panchali Bagchi, Nibedya, Tritirtha Lane, Chakbhabani, Balurghat, Pin </w:t>
+      </w:r>
+      <w:r>
+        <w:t>733101, with a request to remain present at the enquiry with the original Aadhaar card, Voter Identity Card and PAN card of every heir.</w:t>
       </w:r>
     </w:p>
     <w:tbl>
       <w:tblPr>
-        <w:tblW w:type="dxa" w:w="10200"/>
+        <w:tblW w:w="10200" w:type="dxa"/>
+        <w:tblBorders>
+          <w:top w:val="nil"/>
+          <w:left w:val="nil"/>
+          <w:bottom w:val="nil"/>
+          <w:right w:val="nil"/>
+          <w:insideH w:val="nil"/>
+          <w:insideV w:val="nil"/>
+        </w:tblBorders>
         <w:tblLayout w:type="fixed"/>
-        <w:tblLook w:firstColumn="1" w:firstRow="1" w:lastColumn="0" w:lastRow="0" w:noHBand="0" w:noVBand="1" w:val="04A0"/>
-        <w:tblBorders>
-          <w:top w:val="nil"/>
-          <w:left w:val="nil"/>
-          <w:bottom w:val="nil"/>
-          <w:right w:val="nil"/>
-          <w:insideH w:val="nil"/>
-          <w:insideV w:val="nil"/>
-        </w:tblBorders>
+        <w:tblLook w:val="04A0" w:firstRow="1" w:lastRow="0" w:firstColumn="1" w:lastColumn="0" w:noHBand="0" w:noVBand="1"/>
       </w:tblPr>
       <w:tblGrid>
         <w:gridCol w:w="4800"/>
@@ -602,7 +626,7 @@
         </w:trPr>
         <w:tc>
           <w:tcPr>
-            <w:tcW w:type="dxa" w:w="4800"/>
+            <w:tcW w:w="4800" w:type="dxa"/>
             <w:tcMar>
               <w:top w:w="0" w:type="dxa"/>
               <w:left w:w="0" w:type="dxa"/>
@@ -614,21 +638,11 @@
             <w:pPr>
               <w:spacing w:line="280" w:lineRule="exact"/>
             </w:pPr>
-            <w:r>
-              <w:rPr>
-                <w:rFonts w:ascii="Bookman Old Style" w:hAnsi="Bookman Old Style" w:cs="Bookman Old Style" w:eastAsia="Bookman Old Style"/>
-                <w:b/>
-                <w:i w:val="0"/>
-                <w:color w:val="000000"/>
-                <w:sz w:val="22"/>
-              </w:rPr>
-              <w:t>Official seal</w:t>
-            </w:r>
           </w:p>
         </w:tc>
         <w:tc>
           <w:tcPr>
-            <w:tcW w:type="dxa" w:w="5400"/>
+            <w:tcW w:w="5400" w:type="dxa"/>
             <w:tcMar>
               <w:top w:w="0" w:type="dxa"/>
               <w:left w:w="0" w:type="dxa"/>
@@ -638,71 +652,184 @@
           </w:tcPr>
           <w:p>
             <w:pPr>
-              <w:spacing w:line="280" w:lineRule="exact"/>
-              <w:jc w:val="right"/>
+              <w:pStyle w:val="NoSpacing"/>
+              <w:rPr>
+                <w:b/>
+              </w:rPr>
             </w:pPr>
             <w:r>
               <w:rPr>
-                <w:rFonts w:ascii="Bookman Old Style" w:hAnsi="Bookman Old Style" w:cs="Bookman Old Style" w:eastAsia="Bookman Old Style"/>
                 <w:b/>
-                <w:i w:val="0"/>
-                <w:color w:val="000000"/>
-                <w:sz w:val="24"/>
               </w:rPr>
-              <w:t>Dr Dipanwita Patra</w:t>
+              <w:t xml:space="preserve">                                                     </w:t>
             </w:r>
           </w:p>
           <w:p>
             <w:pPr>
-              <w:spacing w:before="0" w:after="0" w:line="280" w:lineRule="exact"/>
-              <w:jc w:val="right"/>
+              <w:pStyle w:val="NoSpacing"/>
+              <w:rPr>
+                <w:b/>
+              </w:rPr>
             </w:pPr>
             <w:r>
               <w:rPr>
-                <w:rFonts w:ascii="Bookman Old Style" w:hAnsi="Bookman Old Style" w:cs="Bookman Old Style" w:eastAsia="Bookman Old Style"/>
                 <w:b/>
-                <w:i w:val="0"/>
-                <w:color w:val="000000"/>
-                <w:sz w:val="24"/>
+              </w:rPr>
+              <w:t xml:space="preserve">    </w:t>
+            </w:r>
+          </w:p>
+          <w:p>
+            <w:pPr>
+              <w:pStyle w:val="NoSpacing"/>
+              <w:rPr>
+                <w:b/>
+              </w:rPr>
+            </w:pPr>
+          </w:p>
+          <w:p>
+            <w:pPr>
+              <w:pStyle w:val="NoSpacing"/>
+              <w:rPr>
+                <w:b/>
+              </w:rPr>
+            </w:pPr>
+            <w:r>
+              <w:rPr>
+                <w:b/>
+              </w:rPr>
+              <w:t xml:space="preserve">                                                          </w:t>
+            </w:r>
+            <w:proofErr w:type="spellStart"/>
+            <w:r>
+              <w:rPr>
+                <w:b/>
+              </w:rPr>
+              <w:t>Dr</w:t>
+            </w:r>
+            <w:proofErr w:type="spellEnd"/>
+            <w:r>
+              <w:rPr>
+                <w:b/>
+              </w:rPr>
+              <w:t xml:space="preserve"> </w:t>
+            </w:r>
+            <w:proofErr w:type="spellStart"/>
+            <w:r>
+              <w:rPr>
+                <w:b/>
+              </w:rPr>
+              <w:t>Dipanwita</w:t>
+            </w:r>
+            <w:proofErr w:type="spellEnd"/>
+            <w:r>
+              <w:rPr>
+                <w:b/>
+              </w:rPr>
+              <w:t xml:space="preserve"> </w:t>
+            </w:r>
+            <w:proofErr w:type="spellStart"/>
+            <w:r>
+              <w:rPr>
+                <w:b/>
+              </w:rPr>
+              <w:t>Patra</w:t>
+            </w:r>
+            <w:proofErr w:type="spellEnd"/>
+          </w:p>
+          <w:p>
+            <w:pPr>
+              <w:pStyle w:val="NoSpacing"/>
+              <w:rPr>
+                <w:b/>
+              </w:rPr>
+            </w:pPr>
+            <w:r>
+              <w:rPr>
+                <w:b/>
+              </w:rPr>
+              <w:t xml:space="preserve">                                                                  </w:t>
+            </w:r>
+            <w:r>
+              <w:rPr>
+                <w:b/>
               </w:rPr>
               <w:t>WBCS (Exe)</w:t>
             </w:r>
           </w:p>
           <w:p>
             <w:pPr>
-              <w:spacing w:before="0" w:after="0" w:line="280" w:lineRule="exact"/>
-              <w:jc w:val="right"/>
+              <w:pStyle w:val="NoSpacing"/>
+              <w:rPr>
+                <w:b/>
+              </w:rPr>
             </w:pPr>
             <w:r>
               <w:rPr>
-                <w:rFonts w:ascii="Bookman Old Style" w:hAnsi="Bookman Old Style" w:cs="Bookman Old Style" w:eastAsia="Bookman Old Style"/>
                 <w:b/>
-                <w:i w:val="0"/>
-                <w:color w:val="000000"/>
-                <w:sz w:val="24"/>
+              </w:rPr>
+              <w:t xml:space="preserve">                                                       </w:t>
+            </w:r>
+            <w:r>
+              <w:rPr>
+                <w:b/>
               </w:rPr>
               <w:t>Sub-Divisional Officer</w:t>
             </w:r>
           </w:p>
           <w:p>
             <w:pPr>
-              <w:spacing w:before="0" w:after="0" w:line="280" w:lineRule="exact"/>
-              <w:jc w:val="right"/>
+              <w:pStyle w:val="NoSpacing"/>
+              <w:rPr>
+                <w:b/>
+              </w:rPr>
             </w:pPr>
             <w:r>
               <w:rPr>
-                <w:rFonts w:ascii="Bookman Old Style" w:hAnsi="Bookman Old Style" w:cs="Bookman Old Style" w:eastAsia="Bookman Old Style"/>
                 <w:b/>
-                <w:i w:val="0"/>
-                <w:color w:val="000000"/>
-                <w:sz w:val="24"/>
               </w:rPr>
-              <w:t>Balurghat, Dakshin Dinajpur</w:t>
+              <w:t xml:space="preserve">                                                  </w:t>
             </w:r>
+            <w:proofErr w:type="spellStart"/>
+            <w:r>
+              <w:rPr>
+                <w:b/>
+              </w:rPr>
+              <w:t>Balurghat</w:t>
+            </w:r>
+            <w:proofErr w:type="spellEnd"/>
+            <w:r>
+              <w:rPr>
+                <w:b/>
+              </w:rPr>
+              <w:t xml:space="preserve">, </w:t>
+            </w:r>
+            <w:proofErr w:type="spellStart"/>
+            <w:r>
+              <w:rPr>
+                <w:b/>
+              </w:rPr>
+              <w:t>Dakshin</w:t>
+            </w:r>
+            <w:proofErr w:type="spellEnd"/>
+            <w:r>
+              <w:rPr>
+                <w:b/>
+              </w:rPr>
+              <w:t xml:space="preserve"> </w:t>
+            </w:r>
+            <w:proofErr w:type="spellStart"/>
+            <w:r>
+              <w:rPr>
+                <w:b/>
+              </w:rPr>
+              <w:t>Dinajpur</w:t>
+            </w:r>
+            <w:proofErr w:type="spellEnd"/>
           </w:p>
         </w:tc>
       </w:tr>
     </w:tbl>
+    <w:p/>
     <w:sectPr>
       <w:pgSz w:w="11907" w:h="16840"/>
       <w:pgMar w:top="640" w:right="850" w:bottom="560" w:left="850" w:header="720" w:footer="720" w:gutter="0"/>
@@ -714,7 +841,7 @@
 </file>
 
 <file path=word/numbering.xml><?xml version="1.0" encoding="utf-8"?>
-<w:numbering xmlns:wpc="http://schemas.microsoft.com/office/word/2010/wordprocessingCanvas" xmlns:mo="http://schemas.microsoft.com/office/mac/office/2008/main" xmlns:mc="http://schemas.openxmlformats.org/markup-compatibility/2006" xmlns:mv="urn:schemas-microsoft-com:mac:vml" xmlns:o="urn:schemas-microsoft-com:office:office" xmlns:r="http://schemas.openxmlformats.org/officeDocument/2006/relationships" xmlns:m="http://schemas.openxmlformats.org/officeDocument/2006/math" xmlns:v="urn:schemas-microsoft-com:vml" xmlns:wp14="http://schemas.microsoft.com/office/word/2010/wordprocessingDrawing" xmlns:wp="http://schemas.openxmlformats.org/drawingml/2006/wordprocessingDrawing" xmlns:w10="urn:schemas-microsoft-com:office:word" xmlns:w="http://schemas.openxmlformats.org/wordprocessingml/2006/main" xmlns:w14="http://schemas.microsoft.com/office/word/2010/wordml" xmlns:wpg="http://schemas.microsoft.com/office/word/2010/wordprocessingGroup" xmlns:wpi="http://schemas.microsoft.com/office/word/2010/wordprocessingInk" xmlns:wne="http://schemas.microsoft.com/office/word/2006/wordml" xmlns:wps="http://schemas.microsoft.com/office/word/2010/wordprocessingShape" mc:Ignorable="w14 wp14">
+<w:numbering xmlns:wpc="http://schemas.microsoft.com/office/word/2010/wordprocessingCanvas" xmlns:mc="http://schemas.openxmlformats.org/markup-compatibility/2006" xmlns:o="urn:schemas-microsoft-com:office:office" xmlns:r="http://schemas.openxmlformats.org/officeDocument/2006/relationships" xmlns:m="http://schemas.openxmlformats.org/officeDocument/2006/math" xmlns:v="urn:schemas-microsoft-com:vml" xmlns:wp14="http://schemas.microsoft.com/office/word/2010/wordprocessingDrawing" xmlns:wp="http://schemas.openxmlformats.org/drawingml/2006/wordprocessingDrawing" xmlns:w10="urn:schemas-microsoft-com:office:word" xmlns:w="http://schemas.openxmlformats.org/wordprocessingml/2006/main" xmlns:w14="http://schemas.microsoft.com/office/word/2010/wordml" xmlns:wpg="http://schemas.microsoft.com/office/word/2010/wordprocessingGroup" xmlns:wpi="http://schemas.microsoft.com/office/word/2010/wordprocessingInk" xmlns:wne="http://schemas.microsoft.com/office/word/2006/wordml" xmlns:wps="http://schemas.microsoft.com/office/word/2010/wordprocessingShape" mc:Ignorable="w14 wp14">
   <w:abstractNum w:abstractNumId="0">
     <w:nsid w:val="FFFFFF7C"/>
     <w:multiLevelType w:val="singleLevel"/>
@@ -933,7 +1060,7 @@
       </w:pPr>
     </w:pPrDefault>
   </w:docDefaults>
-  <w:latentStyles w:defLockedState="0" w:defUIPriority="99" w:defSemiHidden="1" w:defUnhideWhenUsed="1" w:defQFormat="0" w:count="276">
+  <w:latentStyles w:defLockedState="0" w:defUIPriority="99" w:defSemiHidden="1" w:defUnhideWhenUsed="1" w:defQFormat="0" w:count="267">
     <w:lsdException w:name="Normal" w:semiHidden="0" w:uiPriority="0" w:unhideWhenUsed="0" w:qFormat="1"/>
     <w:lsdException w:name="heading 1" w:semiHidden="0" w:uiPriority="9" w:unhideWhenUsed="0" w:qFormat="1"/>
     <w:lsdException w:name="heading 2" w:uiPriority="9" w:qFormat="1"/>
@@ -1077,54 +1204,10 @@
     <w:qFormat/>
     <w:rsid w:val="00FC693F"/>
     <w:rPr>
-      <w:rFonts w:ascii="Bookman Old Style" w:hAnsi="Bookman Old Style" w:cs="Bookman Old Style" w:eastAsia="Bookman Old Style"/>
+      <w:rFonts w:ascii="Bookman Old Style" w:eastAsia="Bookman Old Style" w:hAnsi="Bookman Old Style" w:cs="Bookman Old Style"/>
       <w:color w:val="000000"/>
       <w:sz w:val="24"/>
     </w:rPr>
-  </w:style>
-  <w:style w:type="paragraph" w:styleId="Header">
-    <w:name w:val="header"/>
-    <w:basedOn w:val="Normal"/>
-    <w:link w:val="HeaderChar"/>
-    <w:uiPriority w:val="99"/>
-    <w:unhideWhenUsed/>
-    <w:rsid w:val="00E618BF"/>
-    <w:pPr>
-      <w:tabs>
-        <w:tab w:val="center" w:pos="4680"/>
-        <w:tab w:val="right" w:pos="9360"/>
-      </w:tabs>
-      <w:spacing w:after="0" w:line="240" w:lineRule="auto"/>
-    </w:pPr>
-  </w:style>
-  <w:style w:type="character" w:customStyle="1" w:styleId="HeaderChar">
-    <w:name w:val="Header Char"/>
-    <w:basedOn w:val="DefaultParagraphFont"/>
-    <w:link w:val="Header"/>
-    <w:uiPriority w:val="99"/>
-    <w:rsid w:val="00E618BF"/>
-  </w:style>
-  <w:style w:type="paragraph" w:styleId="Footer">
-    <w:name w:val="footer"/>
-    <w:basedOn w:val="Normal"/>
-    <w:link w:val="FooterChar"/>
-    <w:uiPriority w:val="99"/>
-    <w:unhideWhenUsed/>
-    <w:rsid w:val="00E618BF"/>
-    <w:pPr>
-      <w:tabs>
-        <w:tab w:val="center" w:pos="4680"/>
-        <w:tab w:val="right" w:pos="9360"/>
-      </w:tabs>
-      <w:spacing w:after="0" w:line="240" w:lineRule="auto"/>
-    </w:pPr>
-  </w:style>
-  <w:style w:type="character" w:customStyle="1" w:styleId="FooterChar">
-    <w:name w:val="Footer Char"/>
-    <w:basedOn w:val="DefaultParagraphFont"/>
-    <w:link w:val="Footer"/>
-    <w:uiPriority w:val="99"/>
-    <w:rsid w:val="00E618BF"/>
   </w:style>
   <w:style w:type="paragraph" w:styleId="Heading1">
     <w:name w:val="heading 1"/>
@@ -1362,6 +1445,50 @@
     <w:semiHidden/>
     <w:unhideWhenUsed/>
   </w:style>
+  <w:style w:type="paragraph" w:styleId="Header">
+    <w:name w:val="header"/>
+    <w:basedOn w:val="Normal"/>
+    <w:link w:val="HeaderChar"/>
+    <w:uiPriority w:val="99"/>
+    <w:unhideWhenUsed/>
+    <w:rsid w:val="00E618BF"/>
+    <w:pPr>
+      <w:tabs>
+        <w:tab w:val="center" w:pos="4680"/>
+        <w:tab w:val="right" w:pos="9360"/>
+      </w:tabs>
+      <w:spacing w:after="0" w:line="240" w:lineRule="auto"/>
+    </w:pPr>
+  </w:style>
+  <w:style w:type="character" w:customStyle="1" w:styleId="HeaderChar">
+    <w:name w:val="Header Char"/>
+    <w:basedOn w:val="DefaultParagraphFont"/>
+    <w:link w:val="Header"/>
+    <w:uiPriority w:val="99"/>
+    <w:rsid w:val="00E618BF"/>
+  </w:style>
+  <w:style w:type="paragraph" w:styleId="Footer">
+    <w:name w:val="footer"/>
+    <w:basedOn w:val="Normal"/>
+    <w:link w:val="FooterChar"/>
+    <w:uiPriority w:val="99"/>
+    <w:unhideWhenUsed/>
+    <w:rsid w:val="00E618BF"/>
+    <w:pPr>
+      <w:tabs>
+        <w:tab w:val="center" w:pos="4680"/>
+        <w:tab w:val="right" w:pos="9360"/>
+      </w:tabs>
+      <w:spacing w:after="0" w:line="240" w:lineRule="auto"/>
+    </w:pPr>
+  </w:style>
+  <w:style w:type="character" w:customStyle="1" w:styleId="FooterChar">
+    <w:name w:val="Footer Char"/>
+    <w:basedOn w:val="DefaultParagraphFont"/>
+    <w:link w:val="Footer"/>
+    <w:uiPriority w:val="99"/>
+    <w:rsid w:val="00E618BF"/>
+  </w:style>
   <w:style w:type="paragraph" w:styleId="NoSpacing">
     <w:name w:val="No Spacing"/>
     <w:uiPriority w:val="1"/>
@@ -1472,7 +1599,6 @@
       <w:iCs/>
       <w:color w:val="4F81BD" w:themeColor="accent1"/>
       <w:spacing w:val="15"/>
-      <w:sz w:val="24"/>
       <w:szCs w:val="24"/>
     </w:rPr>
   </w:style>
@@ -12764,11 +12890,42 @@
       </w:tcPr>
     </w:tblStylePr>
   </w:style>
+  <w:style w:type="paragraph" w:styleId="BalloonText">
+    <w:name w:val="Balloon Text"/>
+    <w:basedOn w:val="Normal"/>
+    <w:link w:val="BalloonTextChar"/>
+    <w:uiPriority w:val="99"/>
+    <w:semiHidden/>
+    <w:unhideWhenUsed/>
+    <w:rsid w:val="00E41928"/>
+    <w:pPr>
+      <w:spacing w:after="0" w:line="240" w:lineRule="auto"/>
+    </w:pPr>
+    <w:rPr>
+      <w:rFonts w:ascii="Tahoma" w:hAnsi="Tahoma" w:cs="Tahoma"/>
+      <w:sz w:val="16"/>
+      <w:szCs w:val="16"/>
+    </w:rPr>
+  </w:style>
+  <w:style w:type="character" w:customStyle="1" w:styleId="BalloonTextChar">
+    <w:name w:val="Balloon Text Char"/>
+    <w:basedOn w:val="DefaultParagraphFont"/>
+    <w:link w:val="BalloonText"/>
+    <w:uiPriority w:val="99"/>
+    <w:semiHidden/>
+    <w:rsid w:val="00E41928"/>
+    <w:rPr>
+      <w:rFonts w:ascii="Tahoma" w:eastAsia="Bookman Old Style" w:hAnsi="Tahoma" w:cs="Tahoma"/>
+      <w:color w:val="000000"/>
+      <w:sz w:val="16"/>
+      <w:szCs w:val="16"/>
+    </w:rPr>
+  </w:style>
 </w:styles>
 </file>
 
 <file path=word/stylesWithEffects.xml><?xml version="1.0" encoding="utf-8"?>
-<w:styles xmlns:wpc="http://schemas.microsoft.com/office/word/2010/wordprocessingCanvas" xmlns:mo="http://schemas.microsoft.com/office/mac/office/2008/main" xmlns:mc="http://schemas.openxmlformats.org/markup-compatibility/2006" xmlns:mv="urn:schemas-microsoft-com:mac:vml" xmlns:o="urn:schemas-microsoft-com:office:office" xmlns:r="http://schemas.openxmlformats.org/officeDocument/2006/relationships" xmlns:m="http://schemas.openxmlformats.org/officeDocument/2006/math" xmlns:v="urn:schemas-microsoft-com:vml" xmlns:wp14="http://schemas.microsoft.com/office/word/2010/wordprocessingDrawing" xmlns:wp="http://schemas.openxmlformats.org/drawingml/2006/wordprocessingDrawing" xmlns:w10="urn:schemas-microsoft-com:office:word" xmlns:w="http://schemas.openxmlformats.org/wordprocessingml/2006/main" xmlns:w14="http://schemas.microsoft.com/office/word/2010/wordml" xmlns:wpg="http://schemas.microsoft.com/office/word/2010/wordprocessingGroup" xmlns:wpi="http://schemas.microsoft.com/office/word/2010/wordprocessingInk" xmlns:wne="http://schemas.microsoft.com/office/word/2006/wordml" xmlns:wps="http://schemas.microsoft.com/office/word/2010/wordprocessingShape" mc:Ignorable="w14 wp14">
+<w:styles xmlns:wpc="http://schemas.microsoft.com/office/word/2010/wordprocessingCanvas" xmlns:mc="http://schemas.openxmlformats.org/markup-compatibility/2006" xmlns:o="urn:schemas-microsoft-com:office:office" xmlns:r="http://schemas.openxmlformats.org/officeDocument/2006/relationships" xmlns:m="http://schemas.openxmlformats.org/officeDocument/2006/math" xmlns:v="urn:schemas-microsoft-com:vml" xmlns:wp14="http://schemas.microsoft.com/office/word/2010/wordprocessingDrawing" xmlns:wp="http://schemas.openxmlformats.org/drawingml/2006/wordprocessingDrawing" xmlns:w10="urn:schemas-microsoft-com:office:word" xmlns:w="http://schemas.openxmlformats.org/wordprocessingml/2006/main" xmlns:w14="http://schemas.microsoft.com/office/word/2010/wordml" xmlns:wpg="http://schemas.microsoft.com/office/word/2010/wordprocessingGroup" xmlns:wpi="http://schemas.microsoft.com/office/word/2010/wordprocessingInk" xmlns:wne="http://schemas.microsoft.com/office/word/2006/wordml" xmlns:wps="http://schemas.microsoft.com/office/word/2010/wordprocessingShape" mc:Ignorable="w14 wp14">
   <w:docDefaults>
     <w:rPrDefault>
       <w:rPr>
@@ -12784,7 +12941,7 @@
       </w:pPr>
     </w:pPrDefault>
   </w:docDefaults>
-  <w:latentStyles w:defLockedState="0" w:defUIPriority="99" w:defSemiHidden="1" w:defUnhideWhenUsed="1" w:defQFormat="0" w:count="276">
+  <w:latentStyles w:defLockedState="0" w:defUIPriority="99" w:defSemiHidden="1" w:defUnhideWhenUsed="1" w:defQFormat="0" w:count="267">
     <w:lsdException w:name="Normal" w:semiHidden="0" w:uiPriority="0" w:unhideWhenUsed="0" w:qFormat="1"/>
     <w:lsdException w:name="heading 1" w:semiHidden="0" w:uiPriority="9" w:unhideWhenUsed="0" w:qFormat="1"/>
     <w:lsdException w:name="heading 2" w:uiPriority="9" w:qFormat="1"/>
@@ -12927,6 +13084,11 @@
     <w:name w:val="Normal"/>
     <w:qFormat/>
     <w:rsid w:val="00FC693F"/>
+    <w:rPr>
+      <w:rFonts w:ascii="Bookman Old Style" w:eastAsia="Bookman Old Style" w:hAnsi="Bookman Old Style" w:cs="Bookman Old Style"/>
+      <w:color w:val="000000"/>
+      <w:sz w:val="24"/>
+    </w:rPr>
   </w:style>
   <w:style w:type="paragraph" w:styleId="Heading1">
     <w:name w:val="heading 1"/>
@@ -13164,6 +13326,50 @@
     <w:semiHidden/>
     <w:unhideWhenUsed/>
   </w:style>
+  <w:style w:type="paragraph" w:styleId="Header">
+    <w:name w:val="header"/>
+    <w:basedOn w:val="Normal"/>
+    <w:link w:val="HeaderChar"/>
+    <w:uiPriority w:val="99"/>
+    <w:unhideWhenUsed/>
+    <w:rsid w:val="00E618BF"/>
+    <w:pPr>
+      <w:tabs>
+        <w:tab w:val="center" w:pos="4680"/>
+        <w:tab w:val="right" w:pos="9360"/>
+      </w:tabs>
+      <w:spacing w:after="0" w:line="240" w:lineRule="auto"/>
+    </w:pPr>
+  </w:style>
+  <w:style w:type="character" w:customStyle="1" w:styleId="HeaderChar">
+    <w:name w:val="Header Char"/>
+    <w:basedOn w:val="DefaultParagraphFont"/>
+    <w:link w:val="Header"/>
+    <w:uiPriority w:val="99"/>
+    <w:rsid w:val="00E618BF"/>
+  </w:style>
+  <w:style w:type="paragraph" w:styleId="Footer">
+    <w:name w:val="footer"/>
+    <w:basedOn w:val="Normal"/>
+    <w:link w:val="FooterChar"/>
+    <w:uiPriority w:val="99"/>
+    <w:unhideWhenUsed/>
+    <w:rsid w:val="00E618BF"/>
+    <w:pPr>
+      <w:tabs>
+        <w:tab w:val="center" w:pos="4680"/>
+        <w:tab w:val="right" w:pos="9360"/>
+      </w:tabs>
+      <w:spacing w:after="0" w:line="240" w:lineRule="auto"/>
+    </w:pPr>
+  </w:style>
+  <w:style w:type="character" w:customStyle="1" w:styleId="FooterChar">
+    <w:name w:val="Footer Char"/>
+    <w:basedOn w:val="DefaultParagraphFont"/>
+    <w:link w:val="Footer"/>
+    <w:uiPriority w:val="99"/>
+    <w:rsid w:val="00E618BF"/>
+  </w:style>
   <w:style w:type="paragraph" w:styleId="NoSpacing">
     <w:name w:val="No Spacing"/>
     <w:uiPriority w:val="1"/>
@@ -13274,7 +13480,6 @@
       <w:iCs/>
       <w:color w:val="4F81BD" w:themeColor="accent1"/>
       <w:spacing w:val="15"/>
-      <w:sz w:val="24"/>
       <w:szCs w:val="24"/>
     </w:rPr>
   </w:style>
@@ -24565,6 +24770,37 @@
         <w:shd w:val="clear" w:color="auto" w:fill="FBCAA2" w:themeFill="accent6" w:themeFillTint="7F"/>
       </w:tcPr>
     </w:tblStylePr>
+  </w:style>
+  <w:style w:type="paragraph" w:styleId="BalloonText">
+    <w:name w:val="Balloon Text"/>
+    <w:basedOn w:val="Normal"/>
+    <w:link w:val="BalloonTextChar"/>
+    <w:uiPriority w:val="99"/>
+    <w:semiHidden/>
+    <w:unhideWhenUsed/>
+    <w:rsid w:val="00E41928"/>
+    <w:pPr>
+      <w:spacing w:after="0" w:line="240" w:lineRule="auto"/>
+    </w:pPr>
+    <w:rPr>
+      <w:rFonts w:ascii="Tahoma" w:hAnsi="Tahoma" w:cs="Tahoma"/>
+      <w:sz w:val="16"/>
+      <w:szCs w:val="16"/>
+    </w:rPr>
+  </w:style>
+  <w:style w:type="character" w:customStyle="1" w:styleId="BalloonTextChar">
+    <w:name w:val="Balloon Text Char"/>
+    <w:basedOn w:val="DefaultParagraphFont"/>
+    <w:link w:val="BalloonText"/>
+    <w:uiPriority w:val="99"/>
+    <w:semiHidden/>
+    <w:rsid w:val="00E41928"/>
+    <w:rPr>
+      <w:rFonts w:ascii="Tahoma" w:eastAsia="Bookman Old Style" w:hAnsi="Tahoma" w:cs="Tahoma"/>
+      <w:color w:val="000000"/>
+      <w:sz w:val="16"/>
+      <w:szCs w:val="16"/>
+    </w:rPr>
   </w:style>
 </w:styles>
 </file>
@@ -24894,7 +25130,7 @@
 </file>
 
 <file path=customXml/itemProps1.xml><?xml version="1.0" encoding="utf-8"?>
-<ds:datastoreItem xmlns:ds="http://schemas.openxmlformats.org/officeDocument/2006/customXml" ds:itemID="{EF278816-EC6F-A645-907D-7F25AECB1D4A}">
+<ds:datastoreItem xmlns:ds="http://schemas.openxmlformats.org/officeDocument/2006/customXml" ds:itemID="{1E33BBF6-FACE-4A9C-997D-4FCDB1BFEF21}">
   <ds:schemaRefs>
     <ds:schemaRef ds:uri="http://schemas.openxmlformats.org/officeDocument/2006/bibliography"/>
   </ds:schemaRefs>
